--- a/Devops Docs/10_D6_HLD_Document.docx
+++ b/Devops Docs/10_D6_HLD_Document.docx
@@ -2034,7 +2034,19 @@
     <w:p>
       <w:pPr>
         <w:pStyle w:val="Heading2"/>
-        <w:spacing w:line="360" w:lineRule="auto"/>
+        <w:ind w:left="0" w:firstLine="0"/>
+        <w:rPr>
+          <w:rStyle w:val="Strong"/>
+          <w:rFonts w:ascii="Times New Roman" w:hAnsi="Times New Roman" w:cs="Times New Roman"/>
+          <w:b/>
+          <w:bCs/>
+          <w:sz w:val="28"/>
+        </w:rPr>
+      </w:pPr>
+    </w:p>
+    <w:p>
+      <w:pPr>
+        <w:pStyle w:val="Heading2"/>
         <w:ind w:left="0" w:firstLine="0"/>
         <w:rPr>
           <w:rFonts w:ascii="Times New Roman" w:hAnsi="Times New Roman" w:cs="Times New Roman"/>
@@ -2055,7 +2067,6 @@
     <w:p>
       <w:pPr>
         <w:pStyle w:val="Heading3"/>
-        <w:spacing w:line="360" w:lineRule="auto"/>
         <w:rPr>
           <w:rFonts w:ascii="Times New Roman" w:hAnsi="Times New Roman" w:cs="Times New Roman"/>
           <w:color w:val="000000" w:themeColor="text1"/>
@@ -2076,15 +2087,19 @@
     </w:p>
     <w:p>
       <w:pPr>
-        <w:spacing w:before="80" w:after="80" w:line="360" w:lineRule="auto"/>
-        <w:rPr>
-          <w:rFonts w:ascii="Times New Roman" w:hAnsi="Times New Roman" w:cs="Times New Roman"/>
+        <w:spacing w:before="80" w:after="80"/>
+        <w:rPr>
+          <w:rFonts w:ascii="Times New Roman" w:hAnsi="Times New Roman" w:cs="Times New Roman"/>
+          <w:sz w:val="24"/>
+          <w:szCs w:val="24"/>
         </w:rPr>
       </w:pPr>
       <w:r>
         <w:rPr>
           <w:rFonts w:ascii="Times New Roman" w:eastAsia="Arial" w:hAnsi="Times New Roman" w:cs="Times New Roman"/>
           <w:color w:val="1A1A1A"/>
+          <w:sz w:val="24"/>
+          <w:szCs w:val="24"/>
         </w:rPr>
         <w:t xml:space="preserve">This </w:t>
       </w:r>
@@ -2093,6 +2108,8 @@
         <w:rPr>
           <w:rFonts w:ascii="Times New Roman" w:eastAsia="Arial" w:hAnsi="Times New Roman" w:cs="Times New Roman"/>
           <w:color w:val="1A1A1A"/>
+          <w:sz w:val="24"/>
+          <w:szCs w:val="24"/>
         </w:rPr>
         <w:t>High Level</w:t>
       </w:r>
@@ -2101,21 +2118,27 @@
         <w:rPr>
           <w:rFonts w:ascii="Times New Roman" w:eastAsia="Arial" w:hAnsi="Times New Roman" w:cs="Times New Roman"/>
           <w:color w:val="1A1A1A"/>
+          <w:sz w:val="24"/>
+          <w:szCs w:val="24"/>
         </w:rPr>
         <w:t xml:space="preserve"> Design (HLD) document defines the overall architecture, system components, technology stack, and deployment strategy for the CI/CD pipeline built around a Python-based Autonomous Retail Researcher Application. It establishes the architectural blueprint that guides all downstream design and implementation decisions.</w:t>
       </w:r>
     </w:p>
     <w:p>
       <w:pPr>
-        <w:spacing w:before="80" w:after="80" w:line="360" w:lineRule="auto"/>
-        <w:rPr>
-          <w:rFonts w:ascii="Times New Roman" w:hAnsi="Times New Roman" w:cs="Times New Roman"/>
+        <w:spacing w:before="80" w:after="80"/>
+        <w:rPr>
+          <w:rFonts w:ascii="Times New Roman" w:hAnsi="Times New Roman" w:cs="Times New Roman"/>
+          <w:sz w:val="24"/>
+          <w:szCs w:val="24"/>
         </w:rPr>
       </w:pPr>
       <w:r>
         <w:rPr>
           <w:rFonts w:ascii="Times New Roman" w:eastAsia="Arial" w:hAnsi="Times New Roman" w:cs="Times New Roman"/>
           <w:color w:val="1A1A1A"/>
+          <w:sz w:val="24"/>
+          <w:szCs w:val="24"/>
         </w:rPr>
         <w:t xml:space="preserve">The document focuses on the high-level integration of DevOps automation tools with a multi-layered retail intelligence application. It covers the end-to-end architecture from developer code commits through automated pipelines to cloud-deployed containers serving a </w:t>
       </w:r>
@@ -2124,6 +2147,8 @@
         <w:rPr>
           <w:rFonts w:ascii="Times New Roman" w:eastAsia="Arial" w:hAnsi="Times New Roman" w:cs="Times New Roman"/>
           <w:color w:val="1A1A1A"/>
+          <w:sz w:val="24"/>
+          <w:szCs w:val="24"/>
         </w:rPr>
         <w:t>Streamlit</w:t>
       </w:r>
@@ -2132,13 +2157,14 @@
         <w:rPr>
           <w:rFonts w:ascii="Times New Roman" w:eastAsia="Arial" w:hAnsi="Times New Roman" w:cs="Times New Roman"/>
           <w:color w:val="1A1A1A"/>
+          <w:sz w:val="24"/>
+          <w:szCs w:val="24"/>
         </w:rPr>
         <w:t xml:space="preserve"> dashboard powered by AI analytics.</w:t>
       </w:r>
     </w:p>
     <w:p>
       <w:pPr>
-        <w:spacing w:line="360" w:lineRule="auto"/>
         <w:rPr>
           <w:rFonts w:ascii="Times New Roman" w:hAnsi="Times New Roman" w:cs="Times New Roman"/>
         </w:rPr>
@@ -2147,7 +2173,6 @@
     <w:p>
       <w:pPr>
         <w:pStyle w:val="Heading3"/>
-        <w:spacing w:line="360" w:lineRule="auto"/>
         <w:rPr>
           <w:rStyle w:val="Strong"/>
           <w:rFonts w:ascii="Times New Roman" w:hAnsi="Times New Roman" w:cs="Times New Roman"/>
@@ -2169,14 +2194,7 @@
         <w:t>1.2 Intended Audience</w:t>
       </w:r>
     </w:p>
-    <w:p>
-      <w:pPr>
-        <w:spacing w:line="360" w:lineRule="auto"/>
-        <w:rPr>
-          <w:rFonts w:ascii="Times New Roman" w:hAnsi="Times New Roman" w:cs="Times New Roman"/>
-        </w:rPr>
-      </w:pPr>
-    </w:p>
+    <w:p/>
     <w:p>
       <w:pPr>
         <w:pStyle w:val="ListParagraph"/>
@@ -2187,15 +2205,19 @@
         </w:numPr>
         <w:autoSpaceDE/>
         <w:autoSpaceDN/>
-        <w:spacing w:before="60" w:after="60" w:line="360" w:lineRule="auto"/>
-        <w:rPr>
-          <w:rFonts w:ascii="Times New Roman" w:hAnsi="Times New Roman" w:cs="Times New Roman"/>
+        <w:spacing w:before="60" w:after="60"/>
+        <w:rPr>
+          <w:rFonts w:ascii="Times New Roman" w:hAnsi="Times New Roman" w:cs="Times New Roman"/>
+          <w:sz w:val="24"/>
+          <w:szCs w:val="24"/>
         </w:rPr>
       </w:pPr>
       <w:r>
         <w:rPr>
           <w:rFonts w:ascii="Times New Roman" w:eastAsia="Arial" w:hAnsi="Times New Roman" w:cs="Times New Roman"/>
           <w:color w:val="1A1A1A"/>
+          <w:sz w:val="24"/>
+          <w:szCs w:val="24"/>
         </w:rPr>
         <w:t>Project Supervisors: To evaluate system feasibility, architecture design, and implementation strategy</w:t>
       </w:r>
@@ -2210,15 +2232,19 @@
         </w:numPr>
         <w:autoSpaceDE/>
         <w:autoSpaceDN/>
-        <w:spacing w:before="60" w:after="60" w:line="360" w:lineRule="auto"/>
-        <w:rPr>
-          <w:rFonts w:ascii="Times New Roman" w:hAnsi="Times New Roman" w:cs="Times New Roman"/>
+        <w:spacing w:before="60" w:after="60"/>
+        <w:rPr>
+          <w:rFonts w:ascii="Times New Roman" w:hAnsi="Times New Roman" w:cs="Times New Roman"/>
+          <w:sz w:val="24"/>
+          <w:szCs w:val="24"/>
         </w:rPr>
       </w:pPr>
       <w:r>
         <w:rPr>
           <w:rFonts w:ascii="Times New Roman" w:eastAsia="Arial" w:hAnsi="Times New Roman" w:cs="Times New Roman"/>
           <w:color w:val="1A1A1A"/>
+          <w:sz w:val="24"/>
+          <w:szCs w:val="24"/>
         </w:rPr>
         <w:t>DevOps Engineers: To understand CI/CD workflows, automation pipelines, and infrastructure provisioning</w:t>
       </w:r>
@@ -2233,15 +2259,19 @@
         </w:numPr>
         <w:autoSpaceDE/>
         <w:autoSpaceDN/>
-        <w:spacing w:before="60" w:after="60" w:line="360" w:lineRule="auto"/>
-        <w:rPr>
-          <w:rFonts w:ascii="Times New Roman" w:hAnsi="Times New Roman" w:cs="Times New Roman"/>
+        <w:spacing w:before="60" w:after="60"/>
+        <w:rPr>
+          <w:rFonts w:ascii="Times New Roman" w:hAnsi="Times New Roman" w:cs="Times New Roman"/>
+          <w:sz w:val="24"/>
+          <w:szCs w:val="24"/>
         </w:rPr>
       </w:pPr>
       <w:r>
         <w:rPr>
           <w:rFonts w:ascii="Times New Roman" w:eastAsia="Arial" w:hAnsi="Times New Roman" w:cs="Times New Roman"/>
           <w:color w:val="1A1A1A"/>
+          <w:sz w:val="24"/>
+          <w:szCs w:val="24"/>
         </w:rPr>
         <w:t>System Architects: To review the integration of Docker, GitHub Actions, and cloud deployment tools</w:t>
       </w:r>
@@ -2256,22 +2286,25 @@
         </w:numPr>
         <w:autoSpaceDE/>
         <w:autoSpaceDN/>
-        <w:spacing w:before="60" w:after="60" w:line="360" w:lineRule="auto"/>
-        <w:rPr>
-          <w:rFonts w:ascii="Times New Roman" w:hAnsi="Times New Roman" w:cs="Times New Roman"/>
+        <w:spacing w:before="60" w:after="60"/>
+        <w:rPr>
+          <w:rFonts w:ascii="Times New Roman" w:hAnsi="Times New Roman" w:cs="Times New Roman"/>
+          <w:sz w:val="24"/>
+          <w:szCs w:val="24"/>
         </w:rPr>
       </w:pPr>
       <w:r>
         <w:rPr>
           <w:rFonts w:ascii="Times New Roman" w:eastAsia="Arial" w:hAnsi="Times New Roman" w:cs="Times New Roman"/>
           <w:color w:val="1A1A1A"/>
+          <w:sz w:val="24"/>
+          <w:szCs w:val="24"/>
         </w:rPr>
         <w:t>Developers: To understand the modular system structure, API surface, and deployment processes</w:t>
       </w:r>
     </w:p>
     <w:p>
       <w:pPr>
-        <w:spacing w:line="360" w:lineRule="auto"/>
         <w:rPr>
           <w:rFonts w:ascii="Times New Roman" w:hAnsi="Times New Roman" w:cs="Times New Roman"/>
         </w:rPr>
@@ -2280,14 +2313,6 @@
     <w:p>
       <w:pPr>
         <w:pStyle w:val="Heading3"/>
-        <w:spacing w:line="360" w:lineRule="auto"/>
-        <w:rPr>
-          <w:rFonts w:ascii="Times New Roman" w:hAnsi="Times New Roman" w:cs="Times New Roman"/>
-          <w:color w:val="000000" w:themeColor="text1"/>
-          <w:sz w:val="28"/>
-        </w:rPr>
-      </w:pPr>
-      <w:r>
         <w:rPr>
           <w:rStyle w:val="Strong"/>
           <w:rFonts w:ascii="Times New Roman" w:hAnsi="Times New Roman" w:cs="Times New Roman"/>
@@ -2296,20 +2321,35 @@
           <w:color w:val="000000" w:themeColor="text1"/>
           <w:sz w:val="28"/>
         </w:rPr>
+      </w:pPr>
+      <w:r>
+        <w:rPr>
+          <w:rStyle w:val="Strong"/>
+          <w:rFonts w:ascii="Times New Roman" w:hAnsi="Times New Roman" w:cs="Times New Roman"/>
+          <w:b/>
+          <w:bCs/>
+          <w:color w:val="000000" w:themeColor="text1"/>
+          <w:sz w:val="28"/>
+        </w:rPr>
         <w:t>1.3 System Overview</w:t>
       </w:r>
     </w:p>
-    <w:p>
-      <w:pPr>
-        <w:spacing w:before="80" w:after="80" w:line="360" w:lineRule="auto"/>
-        <w:rPr>
-          <w:rFonts w:ascii="Times New Roman" w:hAnsi="Times New Roman" w:cs="Times New Roman"/>
+    <w:p/>
+    <w:p>
+      <w:pPr>
+        <w:spacing w:before="80" w:after="80"/>
+        <w:rPr>
+          <w:rFonts w:ascii="Times New Roman" w:hAnsi="Times New Roman" w:cs="Times New Roman"/>
+          <w:sz w:val="24"/>
+          <w:szCs w:val="24"/>
         </w:rPr>
       </w:pPr>
       <w:r>
         <w:rPr>
           <w:rFonts w:ascii="Times New Roman" w:eastAsia="Arial" w:hAnsi="Times New Roman" w:cs="Times New Roman"/>
           <w:color w:val="1A1A1A"/>
+          <w:sz w:val="24"/>
+          <w:szCs w:val="24"/>
         </w:rPr>
         <w:t xml:space="preserve">The system is a fully automated CI/CD pipeline for a Python-based Retail Intelligence Application. At its core, the application is an Autonomous Retail Researcher Agent that scrapes product data from e-commerce platforms (Amazon, Flipkart), processes and stores it in MongoDB Atlas, runs AI-driven analysis using </w:t>
       </w:r>
@@ -2318,6 +2358,8 @@
         <w:rPr>
           <w:rFonts w:ascii="Times New Roman" w:eastAsia="Arial" w:hAnsi="Times New Roman" w:cs="Times New Roman"/>
           <w:color w:val="1A1A1A"/>
+          <w:sz w:val="24"/>
+          <w:szCs w:val="24"/>
         </w:rPr>
         <w:t>CrewAI</w:t>
       </w:r>
@@ -2326,6 +2368,8 @@
         <w:rPr>
           <w:rFonts w:ascii="Times New Roman" w:eastAsia="Arial" w:hAnsi="Times New Roman" w:cs="Times New Roman"/>
           <w:color w:val="1A1A1A"/>
+          <w:sz w:val="24"/>
+          <w:szCs w:val="24"/>
         </w:rPr>
         <w:t xml:space="preserve"> and Gemini/</w:t>
       </w:r>
@@ -2334,6 +2378,8 @@
         <w:rPr>
           <w:rFonts w:ascii="Times New Roman" w:eastAsia="Arial" w:hAnsi="Times New Roman" w:cs="Times New Roman"/>
           <w:color w:val="1A1A1A"/>
+          <w:sz w:val="24"/>
+          <w:szCs w:val="24"/>
         </w:rPr>
         <w:t>Groq</w:t>
       </w:r>
@@ -2342,6 +2388,8 @@
         <w:rPr>
           <w:rFonts w:ascii="Times New Roman" w:eastAsia="Arial" w:hAnsi="Times New Roman" w:cs="Times New Roman"/>
           <w:color w:val="1A1A1A"/>
+          <w:sz w:val="24"/>
+          <w:szCs w:val="24"/>
         </w:rPr>
         <w:t xml:space="preserve"> APIs, and presents insights via a </w:t>
       </w:r>
@@ -2350,6 +2398,8 @@
         <w:rPr>
           <w:rFonts w:ascii="Times New Roman" w:eastAsia="Arial" w:hAnsi="Times New Roman" w:cs="Times New Roman"/>
           <w:color w:val="1A1A1A"/>
+          <w:sz w:val="24"/>
+          <w:szCs w:val="24"/>
         </w:rPr>
         <w:t>Streamlit</w:t>
       </w:r>
@@ -2358,21 +2408,27 @@
         <w:rPr>
           <w:rFonts w:ascii="Times New Roman" w:eastAsia="Arial" w:hAnsi="Times New Roman" w:cs="Times New Roman"/>
           <w:color w:val="1A1A1A"/>
+          <w:sz w:val="24"/>
+          <w:szCs w:val="24"/>
         </w:rPr>
         <w:t xml:space="preserve"> dashboard.</w:t>
       </w:r>
     </w:p>
     <w:p>
       <w:pPr>
-        <w:spacing w:before="80" w:after="80" w:line="360" w:lineRule="auto"/>
-        <w:rPr>
-          <w:rFonts w:ascii="Times New Roman" w:hAnsi="Times New Roman" w:cs="Times New Roman"/>
+        <w:spacing w:before="80" w:after="80"/>
+        <w:rPr>
+          <w:rFonts w:ascii="Times New Roman" w:hAnsi="Times New Roman" w:cs="Times New Roman"/>
+          <w:sz w:val="24"/>
+          <w:szCs w:val="24"/>
         </w:rPr>
       </w:pPr>
       <w:r>
         <w:rPr>
           <w:rFonts w:ascii="Times New Roman" w:eastAsia="Arial" w:hAnsi="Times New Roman" w:cs="Times New Roman"/>
           <w:color w:val="1A1A1A"/>
+          <w:sz w:val="24"/>
+          <w:szCs w:val="24"/>
         </w:rPr>
         <w:t>The DevOps layer wraps this application with a GitHub Actions pipeline that automatically triggers on every code push, runs tests and code quality checks, builds a Docker image, and deploys it to the target environment. The entire infrastructure is containerized using Docker, ensuring environment consistency from development through production.</w:t>
       </w:r>
@@ -2386,18 +2442,764 @@
           <w:sz w:val="32"/>
         </w:rPr>
       </w:pPr>
-      <w:r>
-        <w:rPr>
+    </w:p>
+    <w:p>
+      <w:pPr>
+        <w:pStyle w:val="NormalWeb"/>
+        <w:rPr>
+          <w:rStyle w:val="Strong"/>
+          <w:bCs w:val="0"/>
+          <w:sz w:val="32"/>
+        </w:rPr>
+      </w:pPr>
+    </w:p>
+    <w:p>
+      <w:pPr>
+        <w:rPr>
+          <w:rStyle w:val="Strong"/>
+          <w:rFonts w:ascii="Times New Roman" w:eastAsia="Times New Roman" w:hAnsi="Times New Roman" w:cs="Times New Roman"/>
+          <w:bCs w:val="0"/>
+          <w:sz w:val="32"/>
+          <w:szCs w:val="24"/>
+        </w:rPr>
+      </w:pPr>
+    </w:p>
+    <w:p>
+      <w:pPr>
+        <w:rPr>
+          <w:rStyle w:val="Strong"/>
+          <w:rFonts w:ascii="Times New Roman" w:eastAsia="Times New Roman" w:hAnsi="Times New Roman" w:cs="Times New Roman"/>
+          <w:bCs w:val="0"/>
+          <w:sz w:val="32"/>
+          <w:szCs w:val="24"/>
+        </w:rPr>
+      </w:pPr>
+      <w:r>
+        <w:rPr>
+          <w:rStyle w:val="Strong"/>
+          <w:bCs w:val="0"/>
+          <w:sz w:val="32"/>
+        </w:rPr>
+        <w:br w:type="page"/>
+      </w:r>
+    </w:p>
+    <w:p>
+      <w:pPr>
+        <w:pStyle w:val="NormalWeb"/>
+        <w:rPr>
+          <w:rStyle w:val="Strong"/>
+          <w:bCs w:val="0"/>
+          <w:sz w:val="32"/>
+        </w:rPr>
+      </w:pPr>
+    </w:p>
+    <w:p>
+      <w:pPr>
+        <w:pStyle w:val="NormalWeb"/>
+        <w:rPr>
+          <w:rStyle w:val="Strong"/>
+          <w:bCs w:val="0"/>
+          <w:sz w:val="32"/>
+        </w:rPr>
+      </w:pPr>
+      <w:r>
+        <w:rPr>
+          <w:rStyle w:val="Strong"/>
+          <w:bCs w:val="0"/>
+          <w:sz w:val="32"/>
+        </w:rPr>
+        <w:t>2. System Design</w:t>
+      </w:r>
+    </w:p>
+    <w:p>
+      <w:pPr>
+        <w:pStyle w:val="NormalWeb"/>
+        <w:rPr>
+          <w:rFonts w:eastAsiaTheme="majorEastAsia"/>
+          <w:color w:val="000000" w:themeColor="text1"/>
+          <w:lang w:val="en-IN"/>
+        </w:rPr>
+      </w:pPr>
+      <w:r>
+        <w:rPr>
+          <w:rFonts w:eastAsiaTheme="majorEastAsia"/>
+          <w:color w:val="000000" w:themeColor="text1"/>
+          <w:lang w:val="en-IN"/>
+        </w:rPr>
+        <w:t>The system design defines the architecture and workflow of the CI/CD-enabled Python retail application. It integrates software development practices with automated deployment mechanisms to ensure continuous delivery. The system is designed to be modular, scalable, and efficient, enabling seamless coordination between development, testing, containerization, and cloud deployment.</w:t>
+      </w:r>
+    </w:p>
+    <w:p>
+      <w:pPr>
+        <w:pStyle w:val="NormalWeb"/>
+        <w:rPr>
+          <w:rFonts w:eastAsiaTheme="majorEastAsia"/>
+          <w:color w:val="000000" w:themeColor="text1"/>
+          <w:lang w:val="en-IN"/>
+        </w:rPr>
+      </w:pPr>
+      <w:r>
+        <w:rPr>
+          <w:rFonts w:eastAsiaTheme="majorEastAsia"/>
+          <w:color w:val="000000" w:themeColor="text1"/>
+          <w:lang w:val="en-IN"/>
+        </w:rPr>
+        <w:t>The architecture combines application logic with DevOps tools such as GitHub, Jenkins, Docker, and AWS EC2. Each component is responsible for a specific function, and their interaction ensures a fully automated pipeline from code commit to production deployment.</w:t>
+      </w:r>
+    </w:p>
+    <w:p>
+      <w:pPr>
+        <w:pStyle w:val="NormalWeb"/>
+        <w:rPr>
+          <w:rFonts w:eastAsiaTheme="majorEastAsia"/>
           <w:b/>
+          <w:bCs/>
+          <w:color w:val="000000" w:themeColor="text1"/>
+          <w:sz w:val="28"/>
+          <w:szCs w:val="28"/>
+          <w:lang w:val="en-IN"/>
+        </w:rPr>
+      </w:pPr>
+      <w:r>
+        <w:rPr>
+          <w:rFonts w:eastAsiaTheme="majorEastAsia"/>
+          <w:b/>
+          <w:bCs/>
+          <w:color w:val="000000" w:themeColor="text1"/>
+          <w:sz w:val="28"/>
+          <w:szCs w:val="28"/>
+          <w:lang w:val="en-IN"/>
+        </w:rPr>
+        <w:t xml:space="preserve">2.1 Application Design </w:t>
+      </w:r>
+    </w:p>
+    <w:p>
+      <w:pPr>
+        <w:pStyle w:val="NormalWeb"/>
+        <w:rPr>
+          <w:rFonts w:eastAsiaTheme="majorEastAsia"/>
+          <w:color w:val="000000" w:themeColor="text1"/>
+          <w:lang w:val="en-IN"/>
+        </w:rPr>
+      </w:pPr>
+      <w:r>
+        <w:rPr>
+          <w:rFonts w:eastAsiaTheme="majorEastAsia"/>
+          <w:color w:val="000000" w:themeColor="text1"/>
+          <w:lang w:val="en-IN"/>
+        </w:rPr>
+        <w:t xml:space="preserve">The application is designed using a </w:t>
+      </w:r>
+      <w:r>
+        <w:rPr>
+          <w:rFonts w:eastAsiaTheme="majorEastAsia"/>
+          <w:b/>
+          <w:bCs/>
+          <w:color w:val="000000" w:themeColor="text1"/>
+          <w:lang w:val="en-IN"/>
+        </w:rPr>
+        <w:t>modular layered architecture</w:t>
+      </w:r>
+      <w:r>
+        <w:rPr>
+          <w:rFonts w:eastAsiaTheme="majorEastAsia"/>
+          <w:color w:val="000000" w:themeColor="text1"/>
+          <w:lang w:val="en-IN"/>
+        </w:rPr>
+        <w:t>, which separates different functionalities into independent layers. This improves flexibility and allows individual components to be updated without affecting the entire system.</w:t>
+      </w:r>
+    </w:p>
+    <w:p>
+      <w:pPr>
+        <w:pStyle w:val="NormalWeb"/>
+        <w:rPr>
+          <w:rFonts w:eastAsiaTheme="majorEastAsia"/>
+          <w:b/>
+          <w:bCs/>
+          <w:color w:val="000000" w:themeColor="text1"/>
+          <w:lang w:val="en-IN"/>
+        </w:rPr>
+      </w:pPr>
+      <w:r>
+        <w:rPr>
+          <w:rFonts w:eastAsiaTheme="majorEastAsia"/>
+          <w:b/>
+          <w:bCs/>
+          <w:color w:val="000000" w:themeColor="text1"/>
+          <w:lang w:val="en-IN"/>
+        </w:rPr>
+        <w:t>1. Presentation Layer</w:t>
+      </w:r>
+    </w:p>
+    <w:p>
+      <w:pPr>
+        <w:pStyle w:val="NormalWeb"/>
+        <w:rPr>
+          <w:rFonts w:eastAsiaTheme="majorEastAsia"/>
+          <w:color w:val="000000" w:themeColor="text1"/>
+          <w:lang w:val="en-IN"/>
+        </w:rPr>
+      </w:pPr>
+      <w:r>
+        <w:rPr>
+          <w:rFonts w:eastAsiaTheme="majorEastAsia"/>
+          <w:color w:val="000000" w:themeColor="text1"/>
+          <w:lang w:val="en-IN"/>
+        </w:rPr>
+        <w:t>This layer is responsible for user interaction and visualization.</w:t>
+      </w:r>
+    </w:p>
+    <w:p>
+      <w:pPr>
+        <w:pStyle w:val="NormalWeb"/>
+        <w:numPr>
+          <w:ilvl w:val="0"/>
+          <w:numId w:val="46"/>
+        </w:numPr>
+        <w:rPr>
+          <w:rFonts w:eastAsiaTheme="majorEastAsia"/>
+          <w:color w:val="000000" w:themeColor="text1"/>
+          <w:lang w:val="en-IN"/>
+        </w:rPr>
+      </w:pPr>
+      <w:r>
+        <w:rPr>
+          <w:rFonts w:eastAsiaTheme="majorEastAsia"/>
+          <w:color w:val="000000" w:themeColor="text1"/>
+          <w:lang w:val="en-IN"/>
+        </w:rPr>
+        <w:t xml:space="preserve">Built using </w:t>
+      </w:r>
+      <w:proofErr w:type="spellStart"/>
+      <w:r>
+        <w:rPr>
+          <w:rFonts w:eastAsiaTheme="majorEastAsia"/>
+          <w:b/>
+          <w:bCs/>
+          <w:color w:val="000000" w:themeColor="text1"/>
+          <w:lang w:val="en-IN"/>
+        </w:rPr>
+        <w:t>Streamlit</w:t>
+      </w:r>
+      <w:proofErr w:type="spellEnd"/>
+      <w:r>
+        <w:rPr>
+          <w:rFonts w:eastAsiaTheme="majorEastAsia"/>
+          <w:b/>
+          <w:bCs/>
+          <w:color w:val="000000" w:themeColor="text1"/>
+          <w:lang w:val="en-IN"/>
+        </w:rPr>
+        <w:t xml:space="preserve"> dashboard</w:t>
+      </w:r>
+    </w:p>
+    <w:p>
+      <w:pPr>
+        <w:pStyle w:val="NormalWeb"/>
+        <w:numPr>
+          <w:ilvl w:val="0"/>
+          <w:numId w:val="46"/>
+        </w:numPr>
+        <w:rPr>
+          <w:rFonts w:eastAsiaTheme="majorEastAsia"/>
+          <w:color w:val="000000" w:themeColor="text1"/>
+          <w:lang w:val="en-IN"/>
+        </w:rPr>
+      </w:pPr>
+      <w:r>
+        <w:rPr>
+          <w:rFonts w:eastAsiaTheme="majorEastAsia"/>
+          <w:color w:val="000000" w:themeColor="text1"/>
+          <w:lang w:val="en-IN"/>
+        </w:rPr>
+        <w:t>Displays:</w:t>
+      </w:r>
+    </w:p>
+    <w:p>
+      <w:pPr>
+        <w:pStyle w:val="NormalWeb"/>
+        <w:numPr>
+          <w:ilvl w:val="1"/>
+          <w:numId w:val="46"/>
+        </w:numPr>
+        <w:rPr>
+          <w:rFonts w:eastAsiaTheme="majorEastAsia"/>
+          <w:color w:val="000000" w:themeColor="text1"/>
+          <w:lang w:val="en-IN"/>
+        </w:rPr>
+      </w:pPr>
+      <w:r>
+        <w:rPr>
+          <w:rFonts w:eastAsiaTheme="majorEastAsia"/>
+          <w:color w:val="000000" w:themeColor="text1"/>
+          <w:lang w:val="en-IN"/>
+        </w:rPr>
+        <w:t>Product comparisons</w:t>
+      </w:r>
+    </w:p>
+    <w:p>
+      <w:pPr>
+        <w:pStyle w:val="NormalWeb"/>
+        <w:numPr>
+          <w:ilvl w:val="1"/>
+          <w:numId w:val="46"/>
+        </w:numPr>
+        <w:rPr>
+          <w:rFonts w:eastAsiaTheme="majorEastAsia"/>
+          <w:color w:val="000000" w:themeColor="text1"/>
+          <w:lang w:val="en-IN"/>
+        </w:rPr>
+      </w:pPr>
+      <w:r>
+        <w:rPr>
+          <w:rFonts w:eastAsiaTheme="majorEastAsia"/>
+          <w:color w:val="000000" w:themeColor="text1"/>
+          <w:lang w:val="en-IN"/>
+        </w:rPr>
+        <w:t>Price trends and graphs</w:t>
+      </w:r>
+    </w:p>
+    <w:p>
+      <w:pPr>
+        <w:pStyle w:val="NormalWeb"/>
+        <w:numPr>
+          <w:ilvl w:val="0"/>
+          <w:numId w:val="46"/>
+        </w:numPr>
+        <w:rPr>
+          <w:rFonts w:eastAsiaTheme="majorEastAsia"/>
+          <w:color w:val="000000" w:themeColor="text1"/>
+          <w:lang w:val="en-IN"/>
+        </w:rPr>
+      </w:pPr>
+      <w:r>
+        <w:rPr>
+          <w:rFonts w:eastAsiaTheme="majorEastAsia"/>
+          <w:color w:val="000000" w:themeColor="text1"/>
+          <w:lang w:val="en-IN"/>
+        </w:rPr>
+        <w:t>Provides an intuitive interface for users to interact with insights</w:t>
+      </w:r>
+    </w:p>
+    <w:p>
+      <w:pPr>
+        <w:pStyle w:val="NormalWeb"/>
+        <w:rPr>
+          <w:rFonts w:eastAsiaTheme="majorEastAsia"/>
+          <w:b/>
+          <w:bCs/>
+          <w:color w:val="000000" w:themeColor="text1"/>
+          <w:lang w:val="en-IN"/>
+        </w:rPr>
+      </w:pPr>
+      <w:r>
+        <w:rPr>
+          <w:rFonts w:eastAsiaTheme="majorEastAsia"/>
+          <w:b/>
+          <w:bCs/>
+          <w:color w:val="000000" w:themeColor="text1"/>
+          <w:lang w:val="en-IN"/>
+        </w:rPr>
+        <w:t>2. Application (Business Logic) Layer</w:t>
+      </w:r>
+    </w:p>
+    <w:p>
+      <w:pPr>
+        <w:pStyle w:val="NormalWeb"/>
+        <w:rPr>
+          <w:rFonts w:eastAsiaTheme="majorEastAsia"/>
+          <w:color w:val="000000" w:themeColor="text1"/>
+          <w:lang w:val="en-IN"/>
+        </w:rPr>
+      </w:pPr>
+      <w:r>
+        <w:rPr>
+          <w:rFonts w:eastAsiaTheme="majorEastAsia"/>
+          <w:color w:val="000000" w:themeColor="text1"/>
+          <w:lang w:val="en-IN"/>
+        </w:rPr>
+        <w:t>This layer handles the core logic of the system.</w:t>
+      </w:r>
+    </w:p>
+    <w:p>
+      <w:pPr>
+        <w:pStyle w:val="NormalWeb"/>
+        <w:numPr>
+          <w:ilvl w:val="0"/>
+          <w:numId w:val="47"/>
+        </w:numPr>
+        <w:rPr>
+          <w:rFonts w:eastAsiaTheme="majorEastAsia"/>
+          <w:color w:val="000000" w:themeColor="text1"/>
+          <w:lang w:val="en-IN"/>
+        </w:rPr>
+      </w:pPr>
+      <w:r>
+        <w:rPr>
+          <w:rFonts w:eastAsiaTheme="majorEastAsia"/>
+          <w:color w:val="000000" w:themeColor="text1"/>
+          <w:lang w:val="en-IN"/>
+        </w:rPr>
+        <w:t>Processes incoming data</w:t>
+      </w:r>
+    </w:p>
+    <w:p>
+      <w:pPr>
+        <w:pStyle w:val="NormalWeb"/>
+        <w:numPr>
+          <w:ilvl w:val="0"/>
+          <w:numId w:val="47"/>
+        </w:numPr>
+        <w:rPr>
+          <w:rFonts w:eastAsiaTheme="majorEastAsia"/>
+          <w:color w:val="000000" w:themeColor="text1"/>
+          <w:lang w:val="en-IN"/>
+        </w:rPr>
+      </w:pPr>
+      <w:r>
+        <w:rPr>
+          <w:rFonts w:eastAsiaTheme="majorEastAsia"/>
+          <w:color w:val="000000" w:themeColor="text1"/>
+          <w:lang w:val="en-IN"/>
+        </w:rPr>
+        <w:t>Applies filtering and transformation rules</w:t>
+      </w:r>
+    </w:p>
+    <w:p>
+      <w:pPr>
+        <w:pStyle w:val="NormalWeb"/>
+        <w:numPr>
+          <w:ilvl w:val="0"/>
+          <w:numId w:val="47"/>
+        </w:numPr>
+        <w:rPr>
+          <w:rFonts w:eastAsiaTheme="majorEastAsia"/>
+          <w:color w:val="000000" w:themeColor="text1"/>
+          <w:lang w:val="en-IN"/>
+        </w:rPr>
+      </w:pPr>
+      <w:r>
+        <w:rPr>
+          <w:rFonts w:eastAsiaTheme="majorEastAsia"/>
+          <w:color w:val="000000" w:themeColor="text1"/>
+          <w:lang w:val="en-IN"/>
+        </w:rPr>
+        <w:t>Integrates AI-based analysis for generating insights</w:t>
+      </w:r>
+    </w:p>
+    <w:p>
+      <w:pPr>
+        <w:pStyle w:val="NormalWeb"/>
+        <w:numPr>
+          <w:ilvl w:val="0"/>
+          <w:numId w:val="47"/>
+        </w:numPr>
+        <w:rPr>
+          <w:rFonts w:eastAsiaTheme="majorEastAsia"/>
+          <w:color w:val="000000" w:themeColor="text1"/>
+          <w:lang w:val="en-IN"/>
+        </w:rPr>
+      </w:pPr>
+      <w:r>
+        <w:rPr>
+          <w:rFonts w:eastAsiaTheme="majorEastAsia"/>
+          <w:color w:val="000000" w:themeColor="text1"/>
+          <w:lang w:val="en-IN"/>
+        </w:rPr>
+        <w:t>Acts as a bridge between data layer and presentation layer</w:t>
+      </w:r>
+    </w:p>
+    <w:p>
+      <w:pPr>
+        <w:pStyle w:val="NormalWeb"/>
+        <w:rPr>
+          <w:rFonts w:eastAsiaTheme="majorEastAsia"/>
+          <w:b/>
+          <w:bCs/>
+          <w:color w:val="000000" w:themeColor="text1"/>
+          <w:lang w:val="en-IN"/>
+        </w:rPr>
+      </w:pPr>
+      <w:r>
+        <w:rPr>
+          <w:rFonts w:eastAsiaTheme="majorEastAsia"/>
+          <w:b/>
+          <w:bCs/>
+          <w:color w:val="000000" w:themeColor="text1"/>
+          <w:lang w:val="en-IN"/>
+        </w:rPr>
+        <w:t>3. Data Layer</w:t>
+      </w:r>
+    </w:p>
+    <w:p>
+      <w:pPr>
+        <w:pStyle w:val="NormalWeb"/>
+        <w:rPr>
+          <w:rFonts w:eastAsiaTheme="majorEastAsia"/>
+          <w:color w:val="000000" w:themeColor="text1"/>
+          <w:lang w:val="en-IN"/>
+        </w:rPr>
+      </w:pPr>
+      <w:r>
+        <w:rPr>
+          <w:rFonts w:eastAsiaTheme="majorEastAsia"/>
+          <w:color w:val="000000" w:themeColor="text1"/>
+          <w:lang w:val="en-IN"/>
+        </w:rPr>
+        <w:t>This layer manages all data-related operations.</w:t>
+      </w:r>
+    </w:p>
+    <w:p>
+      <w:pPr>
+        <w:pStyle w:val="NormalWeb"/>
+        <w:numPr>
+          <w:ilvl w:val="0"/>
+          <w:numId w:val="48"/>
+        </w:numPr>
+        <w:rPr>
+          <w:rFonts w:eastAsiaTheme="majorEastAsia"/>
+          <w:color w:val="000000" w:themeColor="text1"/>
+          <w:lang w:val="en-IN"/>
+        </w:rPr>
+      </w:pPr>
+      <w:r>
+        <w:rPr>
+          <w:rFonts w:eastAsiaTheme="majorEastAsia"/>
+          <w:color w:val="000000" w:themeColor="text1"/>
+          <w:lang w:val="en-IN"/>
+        </w:rPr>
+        <w:t>Stores raw and processed data</w:t>
+      </w:r>
+    </w:p>
+    <w:p>
+      <w:pPr>
+        <w:pStyle w:val="NormalWeb"/>
+        <w:numPr>
+          <w:ilvl w:val="0"/>
+          <w:numId w:val="48"/>
+        </w:numPr>
+        <w:rPr>
+          <w:rFonts w:eastAsiaTheme="majorEastAsia"/>
+          <w:color w:val="000000" w:themeColor="text1"/>
+          <w:lang w:val="en-IN"/>
+        </w:rPr>
+      </w:pPr>
+      <w:r>
+        <w:rPr>
+          <w:rFonts w:eastAsiaTheme="majorEastAsia"/>
+          <w:color w:val="000000" w:themeColor="text1"/>
+          <w:lang w:val="en-IN"/>
+        </w:rPr>
+        <w:t>Ensures efficient data retrieval for analysi</w:t>
+      </w:r>
+      <w:r>
+        <w:rPr>
+          <w:rFonts w:eastAsiaTheme="majorEastAsia"/>
+          <w:color w:val="000000" w:themeColor="text1"/>
+          <w:lang w:val="en-IN"/>
+        </w:rPr>
+        <w:t>s.</w:t>
+      </w:r>
+    </w:p>
+    <w:p>
+      <w:pPr>
+        <w:pStyle w:val="NormalWeb"/>
+        <w:rPr>
+          <w:rFonts w:eastAsiaTheme="majorEastAsia"/>
+          <w:b/>
+          <w:bCs/>
+          <w:color w:val="000000" w:themeColor="text1"/>
+          <w:lang w:val="en-IN"/>
+        </w:rPr>
+      </w:pPr>
+      <w:r>
+        <w:rPr>
+          <w:rFonts w:eastAsiaTheme="majorEastAsia"/>
+          <w:b/>
+          <w:bCs/>
+          <w:color w:val="000000" w:themeColor="text1"/>
+          <w:lang w:val="en-IN"/>
+        </w:rPr>
+        <w:t>4. DevOps Layer</w:t>
+      </w:r>
+    </w:p>
+    <w:p>
+      <w:pPr>
+        <w:pStyle w:val="NormalWeb"/>
+        <w:rPr>
+          <w:rFonts w:eastAsiaTheme="majorEastAsia"/>
+          <w:color w:val="000000" w:themeColor="text1"/>
+          <w:lang w:val="en-IN"/>
+        </w:rPr>
+      </w:pPr>
+      <w:r>
+        <w:rPr>
+          <w:rFonts w:eastAsiaTheme="majorEastAsia"/>
+          <w:color w:val="000000" w:themeColor="text1"/>
+          <w:lang w:val="en-IN"/>
+        </w:rPr>
+        <w:t>This layer automates software delivery.</w:t>
+      </w:r>
+    </w:p>
+    <w:p>
+      <w:pPr>
+        <w:pStyle w:val="NormalWeb"/>
+        <w:rPr>
+          <w:rFonts w:eastAsiaTheme="majorEastAsia"/>
+          <w:color w:val="000000" w:themeColor="text1"/>
+          <w:lang w:val="en-IN"/>
+        </w:rPr>
+      </w:pPr>
+    </w:p>
+    <w:p>
+      <w:pPr>
+        <w:pStyle w:val="NormalWeb"/>
+        <w:numPr>
+          <w:ilvl w:val="0"/>
+          <w:numId w:val="49"/>
+        </w:numPr>
+        <w:rPr>
+          <w:rFonts w:eastAsiaTheme="majorEastAsia"/>
+          <w:color w:val="000000" w:themeColor="text1"/>
+          <w:lang w:val="en-IN"/>
+        </w:rPr>
+      </w:pPr>
+      <w:r>
+        <w:rPr>
+          <w:rFonts w:eastAsiaTheme="majorEastAsia"/>
+          <w:color w:val="000000" w:themeColor="text1"/>
+          <w:lang w:val="en-IN"/>
+        </w:rPr>
+        <w:t xml:space="preserve">Uses </w:t>
+      </w:r>
+      <w:r>
+        <w:rPr>
+          <w:rFonts w:eastAsiaTheme="majorEastAsia"/>
+          <w:b/>
+          <w:bCs/>
+          <w:color w:val="000000" w:themeColor="text1"/>
+          <w:lang w:val="en-IN"/>
+        </w:rPr>
+        <w:t>Jenkins CI/CD pipeline</w:t>
+      </w:r>
+    </w:p>
+    <w:p>
+      <w:pPr>
+        <w:pStyle w:val="NormalWeb"/>
+        <w:numPr>
+          <w:ilvl w:val="0"/>
+          <w:numId w:val="49"/>
+        </w:numPr>
+        <w:rPr>
+          <w:rFonts w:eastAsiaTheme="majorEastAsia"/>
+          <w:color w:val="000000" w:themeColor="text1"/>
+          <w:lang w:val="en-IN"/>
+        </w:rPr>
+      </w:pPr>
+      <w:r>
+        <w:rPr>
+          <w:rFonts w:eastAsiaTheme="majorEastAsia"/>
+          <w:color w:val="000000" w:themeColor="text1"/>
+          <w:lang w:val="en-IN"/>
+        </w:rPr>
+        <w:t>Integrates:</w:t>
+      </w:r>
+    </w:p>
+    <w:p>
+      <w:pPr>
+        <w:pStyle w:val="NormalWeb"/>
+        <w:numPr>
+          <w:ilvl w:val="1"/>
+          <w:numId w:val="49"/>
+        </w:numPr>
+        <w:rPr>
+          <w:rFonts w:eastAsiaTheme="majorEastAsia"/>
+          <w:color w:val="000000" w:themeColor="text1"/>
+          <w:lang w:val="en-IN"/>
+        </w:rPr>
+      </w:pPr>
+      <w:r>
+        <w:rPr>
+          <w:rFonts w:eastAsiaTheme="majorEastAsia"/>
+          <w:color w:val="000000" w:themeColor="text1"/>
+          <w:lang w:val="en-IN"/>
+        </w:rPr>
+        <w:t>GitHub for version control</w:t>
+      </w:r>
+    </w:p>
+    <w:p>
+      <w:pPr>
+        <w:pStyle w:val="NormalWeb"/>
+        <w:numPr>
+          <w:ilvl w:val="1"/>
+          <w:numId w:val="49"/>
+        </w:numPr>
+        <w:rPr>
+          <w:rFonts w:eastAsiaTheme="majorEastAsia"/>
+          <w:color w:val="000000" w:themeColor="text1"/>
+          <w:lang w:val="en-IN"/>
+        </w:rPr>
+      </w:pPr>
+      <w:r>
+        <w:rPr>
+          <w:rFonts w:eastAsiaTheme="majorEastAsia"/>
+          <w:color w:val="000000" w:themeColor="text1"/>
+          <w:lang w:val="en-IN"/>
+        </w:rPr>
+        <w:t>Docker for containerization</w:t>
+      </w:r>
+    </w:p>
+    <w:p>
+      <w:pPr>
+        <w:pStyle w:val="NormalWeb"/>
+        <w:numPr>
+          <w:ilvl w:val="1"/>
+          <w:numId w:val="49"/>
+        </w:numPr>
+        <w:rPr>
+          <w:rFonts w:eastAsiaTheme="majorEastAsia"/>
+          <w:color w:val="000000" w:themeColor="text1"/>
+          <w:lang w:val="en-IN"/>
+        </w:rPr>
+      </w:pPr>
+      <w:r>
+        <w:rPr>
+          <w:rFonts w:eastAsiaTheme="majorEastAsia"/>
+          <w:color w:val="000000" w:themeColor="text1"/>
+          <w:lang w:val="en-IN"/>
+        </w:rPr>
+        <w:t>AWS EC2 for deployment</w:t>
+      </w:r>
+    </w:p>
+    <w:p>
+      <w:pPr>
+        <w:pStyle w:val="NormalWeb"/>
+        <w:ind w:left="1080"/>
+        <w:rPr>
+          <w:rFonts w:eastAsiaTheme="majorEastAsia"/>
+          <w:color w:val="000000" w:themeColor="text1"/>
+          <w:lang w:val="en-IN"/>
+        </w:rPr>
+      </w:pPr>
+    </w:p>
+    <w:p>
+      <w:pPr>
+        <w:pStyle w:val="NormalWeb"/>
+        <w:rPr>
+          <w:rFonts w:eastAsiaTheme="majorEastAsia"/>
+          <w:color w:val="000000" w:themeColor="text1"/>
+          <w:lang w:val="en-IN"/>
+        </w:rPr>
+      </w:pPr>
+      <w:r>
+        <w:rPr>
           <w:noProof/>
-          <w:sz w:val="32"/>
-        </w:rPr>
-        <w:lastRenderedPageBreak/>
+        </w:rPr>
         <w:drawing>
-          <wp:inline distT="0" distB="0" distL="0" distR="0" wp14:anchorId="3F46C0FE" wp14:editId="6E29B533">
-            <wp:extent cx="5853430" cy="6711950"/>
+          <wp:inline distT="0" distB="0" distL="0" distR="0" wp14:anchorId="35781F97" wp14:editId="6B9BD51D">
+            <wp:extent cx="5853430" cy="6710045"/>
             <wp:effectExtent l="0" t="0" r="0" b="0"/>
-            <wp:docPr id="2063771629" name="Picture 3"/>
+            <wp:docPr id="1950538045" name="Picture 1"/>
             <wp:cNvGraphicFramePr>
               <a:graphicFrameLocks xmlns:a="http://schemas.openxmlformats.org/drawingml/2006/main" noChangeAspect="1"/>
             </wp:cNvGraphicFramePr>
@@ -2405,994 +3207,13 @@
               <a:graphicData uri="http://schemas.openxmlformats.org/drawingml/2006/picture">
                 <pic:pic xmlns:pic="http://schemas.openxmlformats.org/drawingml/2006/picture">
                   <pic:nvPicPr>
-                    <pic:cNvPr id="2063771629" name="Picture 2063771629"/>
-                    <pic:cNvPicPr/>
-                  </pic:nvPicPr>
-                  <pic:blipFill>
-                    <a:blip r:embed="rId10">
-                      <a:extLst>
-                        <a:ext uri="{28A0092B-C50C-407E-A947-70E740481C1C}">
-                          <a14:useLocalDpi xmlns:a14="http://schemas.microsoft.com/office/drawing/2010/main" val="0"/>
-                        </a:ext>
-                      </a:extLst>
-                    </a:blip>
-                    <a:stretch>
-                      <a:fillRect/>
-                    </a:stretch>
-                  </pic:blipFill>
-                  <pic:spPr>
-                    <a:xfrm>
-                      <a:off x="0" y="0"/>
-                      <a:ext cx="5853430" cy="6711950"/>
-                    </a:xfrm>
-                    <a:prstGeom prst="rect">
-                      <a:avLst/>
-                    </a:prstGeom>
-                  </pic:spPr>
-                </pic:pic>
-              </a:graphicData>
-            </a:graphic>
-          </wp:inline>
-        </w:drawing>
-      </w:r>
-    </w:p>
-    <w:p>
-      <w:pPr>
-        <w:pStyle w:val="NormalWeb"/>
-        <w:rPr>
-          <w:rStyle w:val="Strong"/>
-          <w:bCs w:val="0"/>
-          <w:sz w:val="32"/>
-        </w:rPr>
-      </w:pPr>
-    </w:p>
-    <w:p>
-      <w:pPr>
-        <w:rPr>
-          <w:rStyle w:val="Strong"/>
-          <w:rFonts w:ascii="Times New Roman" w:eastAsia="Times New Roman" w:hAnsi="Times New Roman" w:cs="Times New Roman"/>
-          <w:bCs w:val="0"/>
-          <w:sz w:val="32"/>
-          <w:szCs w:val="24"/>
-        </w:rPr>
-      </w:pPr>
-    </w:p>
-    <w:p>
-      <w:pPr>
-        <w:rPr>
-          <w:rStyle w:val="Strong"/>
-          <w:rFonts w:ascii="Times New Roman" w:eastAsia="Times New Roman" w:hAnsi="Times New Roman" w:cs="Times New Roman"/>
-          <w:bCs w:val="0"/>
-          <w:sz w:val="32"/>
-          <w:szCs w:val="24"/>
-        </w:rPr>
-      </w:pPr>
-      <w:r>
-        <w:rPr>
-          <w:rStyle w:val="Strong"/>
-          <w:bCs w:val="0"/>
-          <w:sz w:val="32"/>
-        </w:rPr>
-        <w:br w:type="page"/>
-      </w:r>
-    </w:p>
-    <w:p>
-      <w:pPr>
-        <w:pStyle w:val="NormalWeb"/>
-        <w:rPr>
-          <w:rStyle w:val="Strong"/>
-          <w:bCs w:val="0"/>
-          <w:sz w:val="32"/>
-        </w:rPr>
-      </w:pPr>
-    </w:p>
-    <w:p>
-      <w:pPr>
-        <w:pStyle w:val="NormalWeb"/>
-        <w:rPr>
-          <w:rStyle w:val="Strong"/>
-          <w:bCs w:val="0"/>
-          <w:sz w:val="32"/>
-        </w:rPr>
-      </w:pPr>
-      <w:r>
-        <w:rPr>
-          <w:rStyle w:val="Strong"/>
-          <w:bCs w:val="0"/>
-          <w:sz w:val="32"/>
-        </w:rPr>
-        <w:t>2. System Design</w:t>
-      </w:r>
-    </w:p>
-    <w:p>
-      <w:pPr>
-        <w:pStyle w:val="NormalWeb"/>
-        <w:rPr>
-          <w:rFonts w:eastAsiaTheme="majorEastAsia"/>
-          <w:color w:val="000000" w:themeColor="text1"/>
-          <w:lang w:val="en-IN"/>
-        </w:rPr>
-      </w:pPr>
-      <w:r>
-        <w:rPr>
-          <w:rFonts w:eastAsiaTheme="majorEastAsia"/>
-          <w:color w:val="000000" w:themeColor="text1"/>
-          <w:lang w:val="en-IN"/>
-        </w:rPr>
-        <w:t>The system design defines the architecture and workflow of the CI/CD-enabled Python retail application. It integrates software development practices with automated deployment mechanisms to ensure continuous delivery. The system is designed to be modular, scalable, and efficient, enabling seamless coordination between development, testing, containerization, and cloud deployment.</w:t>
-      </w:r>
-    </w:p>
-    <w:p>
-      <w:pPr>
-        <w:pStyle w:val="NormalWeb"/>
-        <w:rPr>
-          <w:rFonts w:eastAsiaTheme="majorEastAsia"/>
-          <w:color w:val="000000" w:themeColor="text1"/>
-          <w:lang w:val="en-IN"/>
-        </w:rPr>
-      </w:pPr>
-      <w:r>
-        <w:rPr>
-          <w:rFonts w:eastAsiaTheme="majorEastAsia"/>
-          <w:color w:val="000000" w:themeColor="text1"/>
-          <w:lang w:val="en-IN"/>
-        </w:rPr>
-        <w:t>The architecture combines application logic with DevOps tools such as GitHub, Jenkins, Docker, and AWS EC2. Each component is responsible for a specific function, and their interaction ensures a fully automated pipeline from code commit to production deployment.</w:t>
-      </w:r>
-    </w:p>
-    <w:p>
-      <w:pPr>
-        <w:pStyle w:val="NormalWeb"/>
-        <w:rPr>
-          <w:rFonts w:eastAsiaTheme="majorEastAsia"/>
-          <w:b/>
-          <w:bCs/>
-          <w:color w:val="000000" w:themeColor="text1"/>
-          <w:sz w:val="28"/>
-          <w:szCs w:val="28"/>
-          <w:lang w:val="en-IN"/>
-        </w:rPr>
-      </w:pPr>
-      <w:r>
-        <w:rPr>
-          <w:rFonts w:eastAsiaTheme="majorEastAsia"/>
-          <w:b/>
-          <w:bCs/>
-          <w:color w:val="000000" w:themeColor="text1"/>
-          <w:sz w:val="28"/>
-          <w:szCs w:val="28"/>
-          <w:lang w:val="en-IN"/>
-        </w:rPr>
-        <w:t xml:space="preserve">2.1 Application Design </w:t>
-      </w:r>
-    </w:p>
-    <w:p>
-      <w:pPr>
-        <w:pStyle w:val="NormalWeb"/>
-        <w:rPr>
-          <w:rFonts w:eastAsiaTheme="majorEastAsia"/>
-          <w:color w:val="000000" w:themeColor="text1"/>
-          <w:lang w:val="en-IN"/>
-        </w:rPr>
-      </w:pPr>
-      <w:r>
-        <w:rPr>
-          <w:rFonts w:eastAsiaTheme="majorEastAsia"/>
-          <w:color w:val="000000" w:themeColor="text1"/>
-          <w:lang w:val="en-IN"/>
-        </w:rPr>
-        <w:t xml:space="preserve">The application is designed using a </w:t>
-      </w:r>
-      <w:r>
-        <w:rPr>
-          <w:rFonts w:eastAsiaTheme="majorEastAsia"/>
-          <w:b/>
-          <w:bCs/>
-          <w:color w:val="000000" w:themeColor="text1"/>
-          <w:lang w:val="en-IN"/>
-        </w:rPr>
-        <w:t>modular layered architecture</w:t>
-      </w:r>
-      <w:r>
-        <w:rPr>
-          <w:rFonts w:eastAsiaTheme="majorEastAsia"/>
-          <w:color w:val="000000" w:themeColor="text1"/>
-          <w:lang w:val="en-IN"/>
-        </w:rPr>
-        <w:t>, which separates different functionalities into independent layers. This improves flexibility and allows individual components to be updated without affecting the entire system.</w:t>
-      </w:r>
-    </w:p>
-    <w:p>
-      <w:pPr>
-        <w:pStyle w:val="NormalWeb"/>
-        <w:rPr>
-          <w:rFonts w:eastAsiaTheme="majorEastAsia"/>
-          <w:b/>
-          <w:bCs/>
-          <w:color w:val="000000" w:themeColor="text1"/>
-          <w:lang w:val="en-IN"/>
-        </w:rPr>
-      </w:pPr>
-      <w:r>
-        <w:rPr>
-          <w:rFonts w:eastAsiaTheme="majorEastAsia"/>
-          <w:b/>
-          <w:bCs/>
-          <w:color w:val="000000" w:themeColor="text1"/>
-          <w:lang w:val="en-IN"/>
-        </w:rPr>
-        <w:t>1. Presentation Layer</w:t>
-      </w:r>
-    </w:p>
-    <w:p>
-      <w:pPr>
-        <w:pStyle w:val="NormalWeb"/>
-        <w:rPr>
-          <w:rFonts w:eastAsiaTheme="majorEastAsia"/>
-          <w:color w:val="000000" w:themeColor="text1"/>
-          <w:lang w:val="en-IN"/>
-        </w:rPr>
-      </w:pPr>
-      <w:r>
-        <w:rPr>
-          <w:rFonts w:eastAsiaTheme="majorEastAsia"/>
-          <w:color w:val="000000" w:themeColor="text1"/>
-          <w:lang w:val="en-IN"/>
-        </w:rPr>
-        <w:t>This layer is responsible for user interaction and visualization.</w:t>
-      </w:r>
-    </w:p>
-    <w:p>
-      <w:pPr>
-        <w:pStyle w:val="NormalWeb"/>
-        <w:numPr>
-          <w:ilvl w:val="0"/>
-          <w:numId w:val="46"/>
-        </w:numPr>
-        <w:rPr>
-          <w:rFonts w:eastAsiaTheme="majorEastAsia"/>
-          <w:color w:val="000000" w:themeColor="text1"/>
-          <w:lang w:val="en-IN"/>
-        </w:rPr>
-      </w:pPr>
-      <w:r>
-        <w:rPr>
-          <w:rFonts w:eastAsiaTheme="majorEastAsia"/>
-          <w:color w:val="000000" w:themeColor="text1"/>
-          <w:lang w:val="en-IN"/>
-        </w:rPr>
-        <w:t xml:space="preserve">Built using </w:t>
-      </w:r>
-      <w:proofErr w:type="spellStart"/>
-      <w:r>
-        <w:rPr>
-          <w:rFonts w:eastAsiaTheme="majorEastAsia"/>
-          <w:b/>
-          <w:bCs/>
-          <w:color w:val="000000" w:themeColor="text1"/>
-          <w:lang w:val="en-IN"/>
-        </w:rPr>
-        <w:t>Streamlit</w:t>
-      </w:r>
-      <w:proofErr w:type="spellEnd"/>
-      <w:r>
-        <w:rPr>
-          <w:rFonts w:eastAsiaTheme="majorEastAsia"/>
-          <w:b/>
-          <w:bCs/>
-          <w:color w:val="000000" w:themeColor="text1"/>
-          <w:lang w:val="en-IN"/>
-        </w:rPr>
-        <w:t xml:space="preserve"> dashboard</w:t>
-      </w:r>
-    </w:p>
-    <w:p>
-      <w:pPr>
-        <w:pStyle w:val="NormalWeb"/>
-        <w:numPr>
-          <w:ilvl w:val="0"/>
-          <w:numId w:val="46"/>
-        </w:numPr>
-        <w:rPr>
-          <w:rFonts w:eastAsiaTheme="majorEastAsia"/>
-          <w:color w:val="000000" w:themeColor="text1"/>
-          <w:lang w:val="en-IN"/>
-        </w:rPr>
-      </w:pPr>
-      <w:r>
-        <w:rPr>
-          <w:rFonts w:eastAsiaTheme="majorEastAsia"/>
-          <w:color w:val="000000" w:themeColor="text1"/>
-          <w:lang w:val="en-IN"/>
-        </w:rPr>
-        <w:t>Displays:</w:t>
-      </w:r>
-    </w:p>
-    <w:p>
-      <w:pPr>
-        <w:pStyle w:val="NormalWeb"/>
-        <w:numPr>
-          <w:ilvl w:val="1"/>
-          <w:numId w:val="46"/>
-        </w:numPr>
-        <w:rPr>
-          <w:rFonts w:eastAsiaTheme="majorEastAsia"/>
-          <w:color w:val="000000" w:themeColor="text1"/>
-          <w:lang w:val="en-IN"/>
-        </w:rPr>
-      </w:pPr>
-      <w:r>
-        <w:rPr>
-          <w:rFonts w:eastAsiaTheme="majorEastAsia"/>
-          <w:color w:val="000000" w:themeColor="text1"/>
-          <w:lang w:val="en-IN"/>
-        </w:rPr>
-        <w:t>KPIs (Key Performance Indicators)</w:t>
-      </w:r>
-    </w:p>
-    <w:p>
-      <w:pPr>
-        <w:pStyle w:val="NormalWeb"/>
-        <w:numPr>
-          <w:ilvl w:val="1"/>
-          <w:numId w:val="46"/>
-        </w:numPr>
-        <w:rPr>
-          <w:rFonts w:eastAsiaTheme="majorEastAsia"/>
-          <w:color w:val="000000" w:themeColor="text1"/>
-          <w:lang w:val="en-IN"/>
-        </w:rPr>
-      </w:pPr>
-      <w:r>
-        <w:rPr>
-          <w:rFonts w:eastAsiaTheme="majorEastAsia"/>
-          <w:color w:val="000000" w:themeColor="text1"/>
-          <w:lang w:val="en-IN"/>
-        </w:rPr>
-        <w:t>Product comparisons</w:t>
-      </w:r>
-    </w:p>
-    <w:p>
-      <w:pPr>
-        <w:pStyle w:val="NormalWeb"/>
-        <w:numPr>
-          <w:ilvl w:val="1"/>
-          <w:numId w:val="46"/>
-        </w:numPr>
-        <w:rPr>
-          <w:rFonts w:eastAsiaTheme="majorEastAsia"/>
-          <w:color w:val="000000" w:themeColor="text1"/>
-          <w:lang w:val="en-IN"/>
-        </w:rPr>
-      </w:pPr>
-      <w:r>
-        <w:rPr>
-          <w:rFonts w:eastAsiaTheme="majorEastAsia"/>
-          <w:color w:val="000000" w:themeColor="text1"/>
-          <w:lang w:val="en-IN"/>
-        </w:rPr>
-        <w:t>Price trends and graphs</w:t>
-      </w:r>
-    </w:p>
-    <w:p>
-      <w:pPr>
-        <w:pStyle w:val="NormalWeb"/>
-        <w:numPr>
-          <w:ilvl w:val="0"/>
-          <w:numId w:val="46"/>
-        </w:numPr>
-        <w:rPr>
-          <w:rFonts w:eastAsiaTheme="majorEastAsia"/>
-          <w:color w:val="000000" w:themeColor="text1"/>
-          <w:lang w:val="en-IN"/>
-        </w:rPr>
-      </w:pPr>
-      <w:r>
-        <w:rPr>
-          <w:rFonts w:eastAsiaTheme="majorEastAsia"/>
-          <w:color w:val="000000" w:themeColor="text1"/>
-          <w:lang w:val="en-IN"/>
-        </w:rPr>
-        <w:t>Provides an intuitive interface for users to interact with insights</w:t>
-      </w:r>
-    </w:p>
-    <w:p>
-      <w:pPr>
-        <w:pStyle w:val="NormalWeb"/>
-        <w:rPr>
-          <w:rFonts w:eastAsiaTheme="majorEastAsia"/>
-          <w:b/>
-          <w:bCs/>
-          <w:color w:val="000000" w:themeColor="text1"/>
-          <w:lang w:val="en-IN"/>
-        </w:rPr>
-      </w:pPr>
-      <w:r>
-        <w:rPr>
-          <w:rFonts w:eastAsiaTheme="majorEastAsia"/>
-          <w:b/>
-          <w:bCs/>
-          <w:color w:val="000000" w:themeColor="text1"/>
-          <w:lang w:val="en-IN"/>
-        </w:rPr>
-        <w:t>2. Application (Business Logic) Layer</w:t>
-      </w:r>
-    </w:p>
-    <w:p>
-      <w:pPr>
-        <w:pStyle w:val="NormalWeb"/>
-        <w:rPr>
-          <w:rFonts w:eastAsiaTheme="majorEastAsia"/>
-          <w:color w:val="000000" w:themeColor="text1"/>
-          <w:lang w:val="en-IN"/>
-        </w:rPr>
-      </w:pPr>
-      <w:r>
-        <w:rPr>
-          <w:rFonts w:eastAsiaTheme="majorEastAsia"/>
-          <w:color w:val="000000" w:themeColor="text1"/>
-          <w:lang w:val="en-IN"/>
-        </w:rPr>
-        <w:t>This layer handles the core logic of the system.</w:t>
-      </w:r>
-    </w:p>
-    <w:p>
-      <w:pPr>
-        <w:pStyle w:val="NormalWeb"/>
-        <w:numPr>
-          <w:ilvl w:val="0"/>
-          <w:numId w:val="47"/>
-        </w:numPr>
-        <w:rPr>
-          <w:rFonts w:eastAsiaTheme="majorEastAsia"/>
-          <w:color w:val="000000" w:themeColor="text1"/>
-          <w:lang w:val="en-IN"/>
-        </w:rPr>
-      </w:pPr>
-      <w:r>
-        <w:rPr>
-          <w:rFonts w:eastAsiaTheme="majorEastAsia"/>
-          <w:color w:val="000000" w:themeColor="text1"/>
-          <w:lang w:val="en-IN"/>
-        </w:rPr>
-        <w:t>Processes incoming data</w:t>
-      </w:r>
-    </w:p>
-    <w:p>
-      <w:pPr>
-        <w:pStyle w:val="NormalWeb"/>
-        <w:numPr>
-          <w:ilvl w:val="0"/>
-          <w:numId w:val="47"/>
-        </w:numPr>
-        <w:rPr>
-          <w:rFonts w:eastAsiaTheme="majorEastAsia"/>
-          <w:color w:val="000000" w:themeColor="text1"/>
-          <w:lang w:val="en-IN"/>
-        </w:rPr>
-      </w:pPr>
-      <w:r>
-        <w:rPr>
-          <w:rFonts w:eastAsiaTheme="majorEastAsia"/>
-          <w:color w:val="000000" w:themeColor="text1"/>
-          <w:lang w:val="en-IN"/>
-        </w:rPr>
-        <w:t>Applies filtering and transformation rules</w:t>
-      </w:r>
-    </w:p>
-    <w:p>
-      <w:pPr>
-        <w:pStyle w:val="NormalWeb"/>
-        <w:numPr>
-          <w:ilvl w:val="0"/>
-          <w:numId w:val="47"/>
-        </w:numPr>
-        <w:rPr>
-          <w:rFonts w:eastAsiaTheme="majorEastAsia"/>
-          <w:color w:val="000000" w:themeColor="text1"/>
-          <w:lang w:val="en-IN"/>
-        </w:rPr>
-      </w:pPr>
-      <w:r>
-        <w:rPr>
-          <w:rFonts w:eastAsiaTheme="majorEastAsia"/>
-          <w:color w:val="000000" w:themeColor="text1"/>
-          <w:lang w:val="en-IN"/>
-        </w:rPr>
-        <w:t>Integrates AI-based analysis for generating insights</w:t>
-      </w:r>
-    </w:p>
-    <w:p>
-      <w:pPr>
-        <w:pStyle w:val="NormalWeb"/>
-        <w:numPr>
-          <w:ilvl w:val="0"/>
-          <w:numId w:val="47"/>
-        </w:numPr>
-        <w:rPr>
-          <w:rFonts w:eastAsiaTheme="majorEastAsia"/>
-          <w:color w:val="000000" w:themeColor="text1"/>
-          <w:lang w:val="en-IN"/>
-        </w:rPr>
-      </w:pPr>
-      <w:r>
-        <w:rPr>
-          <w:rFonts w:eastAsiaTheme="majorEastAsia"/>
-          <w:color w:val="000000" w:themeColor="text1"/>
-          <w:lang w:val="en-IN"/>
-        </w:rPr>
-        <w:t>Acts as a bridge between data layer and presentation layer</w:t>
-      </w:r>
-    </w:p>
-    <w:p>
-      <w:pPr>
-        <w:pStyle w:val="NormalWeb"/>
-        <w:rPr>
-          <w:rFonts w:eastAsiaTheme="majorEastAsia"/>
-          <w:b/>
-          <w:bCs/>
-          <w:color w:val="000000" w:themeColor="text1"/>
-          <w:lang w:val="en-IN"/>
-        </w:rPr>
-      </w:pPr>
-      <w:r>
-        <w:rPr>
-          <w:rFonts w:eastAsiaTheme="majorEastAsia"/>
-          <w:b/>
-          <w:bCs/>
-          <w:color w:val="000000" w:themeColor="text1"/>
-          <w:lang w:val="en-IN"/>
-        </w:rPr>
-        <w:t>3. Data Layer</w:t>
-      </w:r>
-    </w:p>
-    <w:p>
-      <w:pPr>
-        <w:pStyle w:val="NormalWeb"/>
-        <w:rPr>
-          <w:rFonts w:eastAsiaTheme="majorEastAsia"/>
-          <w:color w:val="000000" w:themeColor="text1"/>
-          <w:lang w:val="en-IN"/>
-        </w:rPr>
-      </w:pPr>
-      <w:r>
-        <w:rPr>
-          <w:rFonts w:eastAsiaTheme="majorEastAsia"/>
-          <w:color w:val="000000" w:themeColor="text1"/>
-          <w:lang w:val="en-IN"/>
-        </w:rPr>
-        <w:t>This layer manages all data-related operations.</w:t>
-      </w:r>
-    </w:p>
-    <w:p>
-      <w:pPr>
-        <w:pStyle w:val="NormalWeb"/>
-        <w:numPr>
-          <w:ilvl w:val="0"/>
-          <w:numId w:val="48"/>
-        </w:numPr>
-        <w:rPr>
-          <w:rFonts w:eastAsiaTheme="majorEastAsia"/>
-          <w:color w:val="000000" w:themeColor="text1"/>
-          <w:lang w:val="en-IN"/>
-        </w:rPr>
-      </w:pPr>
-      <w:r>
-        <w:rPr>
-          <w:rFonts w:eastAsiaTheme="majorEastAsia"/>
-          <w:color w:val="000000" w:themeColor="text1"/>
-          <w:lang w:val="en-IN"/>
-        </w:rPr>
-        <w:t>Stores raw and processed data</w:t>
-      </w:r>
-    </w:p>
-    <w:p>
-      <w:pPr>
-        <w:pStyle w:val="NormalWeb"/>
-        <w:numPr>
-          <w:ilvl w:val="0"/>
-          <w:numId w:val="48"/>
-        </w:numPr>
-        <w:rPr>
-          <w:rFonts w:eastAsiaTheme="majorEastAsia"/>
-          <w:color w:val="000000" w:themeColor="text1"/>
-          <w:lang w:val="en-IN"/>
-        </w:rPr>
-      </w:pPr>
-      <w:r>
-        <w:rPr>
-          <w:rFonts w:eastAsiaTheme="majorEastAsia"/>
-          <w:color w:val="000000" w:themeColor="text1"/>
-          <w:lang w:val="en-IN"/>
-        </w:rPr>
-        <w:t>Uses formats like:</w:t>
-      </w:r>
-    </w:p>
-    <w:p>
-      <w:pPr>
-        <w:pStyle w:val="NormalWeb"/>
-        <w:numPr>
-          <w:ilvl w:val="1"/>
-          <w:numId w:val="48"/>
-        </w:numPr>
-        <w:rPr>
-          <w:rFonts w:eastAsiaTheme="majorEastAsia"/>
-          <w:color w:val="000000" w:themeColor="text1"/>
-          <w:lang w:val="en-IN"/>
-        </w:rPr>
-      </w:pPr>
-      <w:r>
-        <w:rPr>
-          <w:rFonts w:eastAsiaTheme="majorEastAsia"/>
-          <w:color w:val="000000" w:themeColor="text1"/>
-          <w:lang w:val="en-IN"/>
-        </w:rPr>
-        <w:t>CSV files</w:t>
-      </w:r>
-    </w:p>
-    <w:p>
-      <w:pPr>
-        <w:pStyle w:val="NormalWeb"/>
-        <w:numPr>
-          <w:ilvl w:val="1"/>
-          <w:numId w:val="48"/>
-        </w:numPr>
-        <w:rPr>
-          <w:rFonts w:eastAsiaTheme="majorEastAsia"/>
-          <w:color w:val="000000" w:themeColor="text1"/>
-          <w:lang w:val="en-IN"/>
-        </w:rPr>
-      </w:pPr>
-      <w:r>
-        <w:rPr>
-          <w:rFonts w:eastAsiaTheme="majorEastAsia"/>
-          <w:color w:val="000000" w:themeColor="text1"/>
-          <w:lang w:val="en-IN"/>
-        </w:rPr>
-        <w:t>Databases (optional for scalability)</w:t>
-      </w:r>
-    </w:p>
-    <w:p>
-      <w:pPr>
-        <w:pStyle w:val="NormalWeb"/>
-        <w:numPr>
-          <w:ilvl w:val="0"/>
-          <w:numId w:val="48"/>
-        </w:numPr>
-        <w:rPr>
-          <w:rFonts w:eastAsiaTheme="majorEastAsia"/>
-          <w:color w:val="000000" w:themeColor="text1"/>
-          <w:lang w:val="en-IN"/>
-        </w:rPr>
-      </w:pPr>
-      <w:r>
-        <w:rPr>
-          <w:rFonts w:eastAsiaTheme="majorEastAsia"/>
-          <w:color w:val="000000" w:themeColor="text1"/>
-          <w:lang w:val="en-IN"/>
-        </w:rPr>
-        <w:t>Ensures efficient data retrieval for analysis</w:t>
-      </w:r>
-    </w:p>
-    <w:p>
-      <w:pPr>
-        <w:pStyle w:val="NormalWeb"/>
-        <w:rPr>
-          <w:rFonts w:eastAsiaTheme="majorEastAsia"/>
-          <w:b/>
-          <w:bCs/>
-          <w:color w:val="000000" w:themeColor="text1"/>
-          <w:lang w:val="en-IN"/>
-        </w:rPr>
-      </w:pPr>
-    </w:p>
-    <w:p>
-      <w:pPr>
-        <w:pStyle w:val="NormalWeb"/>
-        <w:rPr>
-          <w:rFonts w:eastAsiaTheme="majorEastAsia"/>
-          <w:b/>
-          <w:bCs/>
-          <w:color w:val="000000" w:themeColor="text1"/>
-          <w:lang w:val="en-IN"/>
-        </w:rPr>
-      </w:pPr>
-      <w:r>
-        <w:rPr>
-          <w:rFonts w:eastAsiaTheme="majorEastAsia"/>
-          <w:b/>
-          <w:bCs/>
-          <w:color w:val="000000" w:themeColor="text1"/>
-          <w:lang w:val="en-IN"/>
-        </w:rPr>
-        <w:t>4. DevOps Layer</w:t>
-      </w:r>
-    </w:p>
-    <w:p>
-      <w:pPr>
-        <w:pStyle w:val="NormalWeb"/>
-        <w:rPr>
-          <w:rFonts w:eastAsiaTheme="majorEastAsia"/>
-          <w:color w:val="000000" w:themeColor="text1"/>
-          <w:lang w:val="en-IN"/>
-        </w:rPr>
-      </w:pPr>
-      <w:r>
-        <w:rPr>
-          <w:rFonts w:eastAsiaTheme="majorEastAsia"/>
-          <w:color w:val="000000" w:themeColor="text1"/>
-          <w:lang w:val="en-IN"/>
-        </w:rPr>
-        <w:t>This layer automates software delivery.</w:t>
-      </w:r>
-    </w:p>
-    <w:p>
-      <w:pPr>
-        <w:pStyle w:val="NormalWeb"/>
-        <w:numPr>
-          <w:ilvl w:val="0"/>
-          <w:numId w:val="49"/>
-        </w:numPr>
-        <w:rPr>
-          <w:rFonts w:eastAsiaTheme="majorEastAsia"/>
-          <w:color w:val="000000" w:themeColor="text1"/>
-          <w:lang w:val="en-IN"/>
-        </w:rPr>
-      </w:pPr>
-      <w:r>
-        <w:rPr>
-          <w:rFonts w:eastAsiaTheme="majorEastAsia"/>
-          <w:color w:val="000000" w:themeColor="text1"/>
-          <w:lang w:val="en-IN"/>
-        </w:rPr>
-        <w:t xml:space="preserve">Uses </w:t>
-      </w:r>
-      <w:r>
-        <w:rPr>
-          <w:rFonts w:eastAsiaTheme="majorEastAsia"/>
-          <w:b/>
-          <w:bCs/>
-          <w:color w:val="000000" w:themeColor="text1"/>
-          <w:lang w:val="en-IN"/>
-        </w:rPr>
-        <w:t>Jenkins CI/CD pipeline</w:t>
-      </w:r>
-    </w:p>
-    <w:p>
-      <w:pPr>
-        <w:pStyle w:val="NormalWeb"/>
-        <w:numPr>
-          <w:ilvl w:val="0"/>
-          <w:numId w:val="49"/>
-        </w:numPr>
-        <w:rPr>
-          <w:rFonts w:eastAsiaTheme="majorEastAsia"/>
-          <w:color w:val="000000" w:themeColor="text1"/>
-          <w:lang w:val="en-IN"/>
-        </w:rPr>
-      </w:pPr>
-      <w:r>
-        <w:rPr>
-          <w:rFonts w:eastAsiaTheme="majorEastAsia"/>
-          <w:color w:val="000000" w:themeColor="text1"/>
-          <w:lang w:val="en-IN"/>
-        </w:rPr>
-        <w:t>Integrates:</w:t>
-      </w:r>
-    </w:p>
-    <w:p>
-      <w:pPr>
-        <w:pStyle w:val="NormalWeb"/>
-        <w:numPr>
-          <w:ilvl w:val="1"/>
-          <w:numId w:val="49"/>
-        </w:numPr>
-        <w:rPr>
-          <w:rFonts w:eastAsiaTheme="majorEastAsia"/>
-          <w:color w:val="000000" w:themeColor="text1"/>
-          <w:lang w:val="en-IN"/>
-        </w:rPr>
-      </w:pPr>
-      <w:r>
-        <w:rPr>
-          <w:rFonts w:eastAsiaTheme="majorEastAsia"/>
-          <w:color w:val="000000" w:themeColor="text1"/>
-          <w:lang w:val="en-IN"/>
-        </w:rPr>
-        <w:t>GitHub for version control</w:t>
-      </w:r>
-    </w:p>
-    <w:p>
-      <w:pPr>
-        <w:pStyle w:val="NormalWeb"/>
-        <w:numPr>
-          <w:ilvl w:val="1"/>
-          <w:numId w:val="49"/>
-        </w:numPr>
-        <w:rPr>
-          <w:rFonts w:eastAsiaTheme="majorEastAsia"/>
-          <w:color w:val="000000" w:themeColor="text1"/>
-          <w:lang w:val="en-IN"/>
-        </w:rPr>
-      </w:pPr>
-      <w:r>
-        <w:rPr>
-          <w:rFonts w:eastAsiaTheme="majorEastAsia"/>
-          <w:color w:val="000000" w:themeColor="text1"/>
-          <w:lang w:val="en-IN"/>
-        </w:rPr>
-        <w:t>Docker for containerization</w:t>
-      </w:r>
-    </w:p>
-    <w:p>
-      <w:pPr>
-        <w:pStyle w:val="NormalWeb"/>
-        <w:numPr>
-          <w:ilvl w:val="1"/>
-          <w:numId w:val="49"/>
-        </w:numPr>
-        <w:rPr>
-          <w:rFonts w:eastAsiaTheme="majorEastAsia"/>
-          <w:color w:val="000000" w:themeColor="text1"/>
-          <w:lang w:val="en-IN"/>
-        </w:rPr>
-      </w:pPr>
-      <w:r>
-        <w:rPr>
-          <w:rFonts w:eastAsiaTheme="majorEastAsia"/>
-          <w:color w:val="000000" w:themeColor="text1"/>
-          <w:lang w:val="en-IN"/>
-        </w:rPr>
-        <w:t>AWS EC2 for deployment</w:t>
-      </w:r>
-    </w:p>
-    <w:p>
-      <w:pPr>
-        <w:pStyle w:val="NormalWeb"/>
-        <w:rPr>
-          <w:rFonts w:eastAsiaTheme="majorEastAsia"/>
-          <w:b/>
-          <w:bCs/>
-          <w:color w:val="000000" w:themeColor="text1"/>
-          <w:lang w:val="en-IN"/>
-        </w:rPr>
-      </w:pPr>
-      <w:r>
-        <w:rPr>
-          <w:rFonts w:eastAsiaTheme="majorEastAsia"/>
-          <w:b/>
-          <w:bCs/>
-          <w:color w:val="000000" w:themeColor="text1"/>
-          <w:lang w:val="en-IN"/>
-        </w:rPr>
-        <w:t>Design Principles</w:t>
-      </w:r>
-    </w:p>
-    <w:p>
-      <w:pPr>
-        <w:pStyle w:val="NormalWeb"/>
-        <w:numPr>
-          <w:ilvl w:val="0"/>
-          <w:numId w:val="50"/>
-        </w:numPr>
-        <w:rPr>
-          <w:rFonts w:eastAsiaTheme="majorEastAsia"/>
-          <w:color w:val="000000" w:themeColor="text1"/>
-          <w:lang w:val="en-IN"/>
-        </w:rPr>
-      </w:pPr>
-      <w:r>
-        <w:rPr>
-          <w:rFonts w:eastAsiaTheme="majorEastAsia"/>
-          <w:color w:val="000000" w:themeColor="text1"/>
-          <w:lang w:val="en-IN"/>
-        </w:rPr>
-        <w:t>Loose coupling between modules</w:t>
-      </w:r>
-    </w:p>
-    <w:p>
-      <w:pPr>
-        <w:pStyle w:val="NormalWeb"/>
-        <w:numPr>
-          <w:ilvl w:val="0"/>
-          <w:numId w:val="50"/>
-        </w:numPr>
-        <w:rPr>
-          <w:rFonts w:eastAsiaTheme="majorEastAsia"/>
-          <w:color w:val="000000" w:themeColor="text1"/>
-          <w:lang w:val="en-IN"/>
-        </w:rPr>
-      </w:pPr>
-      <w:r>
-        <w:rPr>
-          <w:rFonts w:eastAsiaTheme="majorEastAsia"/>
-          <w:color w:val="000000" w:themeColor="text1"/>
-          <w:lang w:val="en-IN"/>
-        </w:rPr>
-        <w:t>High cohesion within components</w:t>
-      </w:r>
-    </w:p>
-    <w:p>
-      <w:pPr>
-        <w:pStyle w:val="NormalWeb"/>
-        <w:numPr>
-          <w:ilvl w:val="0"/>
-          <w:numId w:val="50"/>
-        </w:numPr>
-        <w:rPr>
-          <w:rFonts w:eastAsiaTheme="majorEastAsia"/>
-          <w:color w:val="000000" w:themeColor="text1"/>
-          <w:lang w:val="en-IN"/>
-        </w:rPr>
-      </w:pPr>
-      <w:r>
-        <w:rPr>
-          <w:rFonts w:eastAsiaTheme="majorEastAsia"/>
-          <w:color w:val="000000" w:themeColor="text1"/>
-          <w:lang w:val="en-IN"/>
-        </w:rPr>
-        <w:t>Reusability of services</w:t>
-      </w:r>
-    </w:p>
-    <w:p>
-      <w:pPr>
-        <w:pStyle w:val="NormalWeb"/>
-        <w:numPr>
-          <w:ilvl w:val="0"/>
-          <w:numId w:val="50"/>
-        </w:numPr>
-        <w:rPr>
-          <w:rFonts w:eastAsiaTheme="majorEastAsia"/>
-          <w:color w:val="000000" w:themeColor="text1"/>
-          <w:lang w:val="en-IN"/>
-        </w:rPr>
-      </w:pPr>
-      <w:r>
-        <w:rPr>
-          <w:rFonts w:eastAsiaTheme="majorEastAsia"/>
-          <w:color w:val="000000" w:themeColor="text1"/>
-        </w:rPr>
-        <w:t>Easy scalability and maintenance</w:t>
-      </w:r>
-    </w:p>
-    <w:p>
-      <w:pPr>
-        <w:pStyle w:val="NormalWeb"/>
-        <w:rPr>
-          <w:rFonts w:eastAsiaTheme="majorEastAsia"/>
-          <w:color w:val="000000" w:themeColor="text1"/>
-          <w:lang w:val="en-IN"/>
-        </w:rPr>
-      </w:pPr>
-    </w:p>
-    <w:p>
-      <w:pPr>
-        <w:pStyle w:val="NormalWeb"/>
-        <w:jc w:val="center"/>
-      </w:pPr>
-      <w:r>
-        <w:rPr>
-          <w:noProof/>
-        </w:rPr>
-        <w:drawing>
-          <wp:inline distT="0" distB="0" distL="0" distR="0" wp14:anchorId="7F5D6CF4" wp14:editId="048C7F22">
-            <wp:extent cx="4198620" cy="4472940"/>
-            <wp:effectExtent l="0" t="0" r="0" b="3810"/>
-            <wp:docPr id="861777564" name="Picture 4"/>
-            <wp:cNvGraphicFramePr>
-              <a:graphicFrameLocks xmlns:a="http://schemas.openxmlformats.org/drawingml/2006/main" noChangeAspect="1"/>
-            </wp:cNvGraphicFramePr>
-            <a:graphic xmlns:a="http://schemas.openxmlformats.org/drawingml/2006/main">
-              <a:graphicData uri="http://schemas.openxmlformats.org/drawingml/2006/picture">
-                <pic:pic xmlns:pic="http://schemas.openxmlformats.org/drawingml/2006/picture">
-                  <pic:nvPicPr>
-                    <pic:cNvPr id="0" name="Picture 208"/>
+                    <pic:cNvPr id="0" name="Picture 1"/>
                     <pic:cNvPicPr>
                       <a:picLocks noChangeAspect="1" noChangeArrowheads="1"/>
                     </pic:cNvPicPr>
                   </pic:nvPicPr>
                   <pic:blipFill>
-                    <a:blip r:embed="rId11" cstate="print">
+                    <a:blip r:embed="rId10">
                       <a:extLst>
                         <a:ext uri="{28A0092B-C50C-407E-A947-70E740481C1C}">
                           <a14:useLocalDpi xmlns:a14="http://schemas.microsoft.com/office/drawing/2010/main" val="0"/>
@@ -3407,7 +3228,7 @@
                   <pic:spPr bwMode="auto">
                     <a:xfrm>
                       <a:off x="0" y="0"/>
-                      <a:ext cx="4198620" cy="4472940"/>
+                      <a:ext cx="5853430" cy="6710045"/>
                     </a:xfrm>
                     <a:prstGeom prst="rect">
                       <a:avLst/>
@@ -3426,8 +3247,21 @@
     </w:p>
     <w:p>
       <w:pPr>
-        <w:rPr>
-          <w:rFonts w:ascii="Times New Roman" w:hAnsi="Times New Roman" w:cs="Times New Roman"/>
+        <w:pStyle w:val="NormalWeb"/>
+        <w:rPr>
+          <w:rFonts w:eastAsiaTheme="majorEastAsia"/>
+          <w:color w:val="000000" w:themeColor="text1"/>
+          <w:lang w:val="en-IN"/>
+        </w:rPr>
+      </w:pPr>
+    </w:p>
+    <w:p>
+      <w:pPr>
+        <w:pStyle w:val="NormalWeb"/>
+        <w:rPr>
+          <w:rFonts w:eastAsiaTheme="majorEastAsia"/>
+          <w:color w:val="000000" w:themeColor="text1"/>
+          <w:lang w:val="en-IN"/>
         </w:rPr>
       </w:pPr>
     </w:p>
@@ -3435,6 +3269,13 @@
       <w:pPr>
         <w:pStyle w:val="Heading3"/>
         <w:spacing w:line="360" w:lineRule="auto"/>
+        <w:rPr>
+          <w:rFonts w:ascii="Times New Roman" w:hAnsi="Times New Roman" w:cs="Times New Roman"/>
+          <w:color w:val="auto"/>
+          <w:sz w:val="28"/>
+        </w:rPr>
+      </w:pPr>
+      <w:r>
         <w:rPr>
           <w:rStyle w:val="Strong"/>
           <w:rFonts w:ascii="Times New Roman" w:hAnsi="Times New Roman" w:cs="Times New Roman"/>
@@ -3443,27 +3284,6 @@
           <w:color w:val="auto"/>
           <w:sz w:val="28"/>
         </w:rPr>
-      </w:pPr>
-    </w:p>
-    <w:p>
-      <w:pPr>
-        <w:pStyle w:val="Heading3"/>
-        <w:spacing w:line="360" w:lineRule="auto"/>
-        <w:rPr>
-          <w:rFonts w:ascii="Times New Roman" w:hAnsi="Times New Roman" w:cs="Times New Roman"/>
-          <w:color w:val="auto"/>
-          <w:sz w:val="28"/>
-        </w:rPr>
-      </w:pPr>
-      <w:r>
-        <w:rPr>
-          <w:rStyle w:val="Strong"/>
-          <w:rFonts w:ascii="Times New Roman" w:hAnsi="Times New Roman" w:cs="Times New Roman"/>
-          <w:b/>
-          <w:bCs/>
-          <w:color w:val="auto"/>
-          <w:sz w:val="28"/>
-        </w:rPr>
         <w:t>2.2 Process Flow</w:t>
       </w:r>
     </w:p>
@@ -4116,17 +3936,7 @@
           <w:szCs w:val="24"/>
           <w:lang w:val="en-IN"/>
         </w:rPr>
-        <w:t xml:space="preserve"> defines how data and control signals move across different modules, starting from data acquisition to final visualization and deployment. A well-structured information flow ensures that the system operates efficiently, maintains data consistency, and provides accurate </w:t>
-      </w:r>
-      <w:r>
-        <w:rPr>
-          <w:rFonts w:ascii="Times New Roman" w:eastAsia="Times New Roman" w:hAnsi="Times New Roman" w:cs="Times New Roman"/>
-          <w:sz w:val="24"/>
-          <w:szCs w:val="24"/>
-          <w:lang w:val="en-IN"/>
-        </w:rPr>
-        <w:lastRenderedPageBreak/>
-        <w:t>insights to end users.</w:t>
+        <w:t xml:space="preserve"> defines how data and control signals move across different modules, starting from data acquisition to final visualization and deployment. A well-structured information flow ensures that the system operates efficiently, maintains data consistency, and provides accurate insights to end users.</w:t>
       </w:r>
     </w:p>
     <w:p>
@@ -4179,16 +3989,6 @@
         </w:rPr>
         <w:t>, where each stage processes the output of the previous stage. This structured approach enables smooth communication between modules and supports automation through the DevOps pipeline.</w:t>
       </w:r>
-    </w:p>
-    <w:p>
-      <w:pPr>
-        <w:rPr>
-          <w:rFonts w:ascii="Times New Roman" w:eastAsia="Times New Roman" w:hAnsi="Times New Roman" w:cs="Times New Roman"/>
-          <w:sz w:val="24"/>
-          <w:szCs w:val="24"/>
-          <w:lang w:val="en-IN"/>
-        </w:rPr>
-      </w:pPr>
     </w:p>
     <w:p>
       <w:pPr>
@@ -4617,6 +4417,19 @@
           <w:lang w:val="en-IN"/>
         </w:rPr>
       </w:pPr>
+    </w:p>
+    <w:p>
+      <w:pPr>
+        <w:spacing w:line="360" w:lineRule="auto"/>
+        <w:rPr>
+          <w:rFonts w:ascii="Times New Roman" w:eastAsia="Times New Roman" w:hAnsi="Times New Roman" w:cs="Times New Roman"/>
+          <w:b/>
+          <w:bCs/>
+          <w:sz w:val="24"/>
+          <w:szCs w:val="24"/>
+          <w:lang w:val="en-IN"/>
+        </w:rPr>
+      </w:pPr>
       <w:r>
         <w:rPr>
           <w:rFonts w:ascii="Times New Roman" w:eastAsia="Times New Roman" w:hAnsi="Times New Roman" w:cs="Times New Roman"/>
@@ -4896,17 +4709,7 @@
     <w:p>
       <w:pPr>
         <w:spacing w:line="360" w:lineRule="auto"/>
-        <w:rPr>
-          <w:rFonts w:ascii="Times New Roman" w:eastAsia="Times New Roman" w:hAnsi="Times New Roman" w:cs="Times New Roman"/>
-          <w:sz w:val="24"/>
-          <w:szCs w:val="24"/>
-          <w:lang w:val="en-IN"/>
-        </w:rPr>
-      </w:pPr>
-    </w:p>
-    <w:p>
-      <w:pPr>
-        <w:spacing w:line="360" w:lineRule="auto"/>
+        <w:ind w:left="1440"/>
         <w:rPr>
           <w:rFonts w:ascii="Times New Roman" w:eastAsia="Times New Roman" w:hAnsi="Times New Roman" w:cs="Times New Roman"/>
           <w:sz w:val="24"/>
@@ -5443,17 +5246,6 @@
         <w:spacing w:line="360" w:lineRule="auto"/>
         <w:rPr>
           <w:rFonts w:ascii="Times New Roman" w:eastAsia="Times New Roman" w:hAnsi="Times New Roman" w:cs="Times New Roman"/>
-          <w:sz w:val="24"/>
-          <w:szCs w:val="24"/>
-          <w:lang w:val="en-IN"/>
-        </w:rPr>
-      </w:pPr>
-    </w:p>
-    <w:p>
-      <w:pPr>
-        <w:spacing w:line="360" w:lineRule="auto"/>
-        <w:rPr>
-          <w:rFonts w:ascii="Times New Roman" w:eastAsia="Times New Roman" w:hAnsi="Times New Roman" w:cs="Times New Roman"/>
           <w:b/>
           <w:bCs/>
           <w:sz w:val="24"/>
@@ -5638,52 +5430,6 @@
         <w:spacing w:line="360" w:lineRule="auto"/>
         <w:rPr>
           <w:rFonts w:ascii="Times New Roman" w:eastAsia="Times New Roman" w:hAnsi="Times New Roman" w:cs="Times New Roman"/>
-          <w:sz w:val="24"/>
-          <w:szCs w:val="24"/>
-          <w:lang w:val="en-IN"/>
-        </w:rPr>
-      </w:pPr>
-    </w:p>
-    <w:p>
-      <w:pPr>
-        <w:spacing w:line="360" w:lineRule="auto"/>
-        <w:rPr>
-          <w:rFonts w:ascii="Times New Roman" w:eastAsia="Times New Roman" w:hAnsi="Times New Roman" w:cs="Times New Roman"/>
-          <w:sz w:val="24"/>
-          <w:szCs w:val="24"/>
-          <w:lang w:val="en-IN"/>
-        </w:rPr>
-      </w:pPr>
-    </w:p>
-    <w:p>
-      <w:pPr>
-        <w:spacing w:line="360" w:lineRule="auto"/>
-        <w:rPr>
-          <w:rFonts w:ascii="Times New Roman" w:eastAsia="Times New Roman" w:hAnsi="Times New Roman" w:cs="Times New Roman"/>
-          <w:sz w:val="24"/>
-          <w:szCs w:val="24"/>
-          <w:lang w:val="en-IN"/>
-        </w:rPr>
-      </w:pPr>
-    </w:p>
-    <w:p>
-      <w:pPr>
-        <w:spacing w:line="360" w:lineRule="auto"/>
-        <w:rPr>
-          <w:rFonts w:ascii="Times New Roman" w:eastAsia="Times New Roman" w:hAnsi="Times New Roman" w:cs="Times New Roman"/>
-          <w:b/>
-          <w:bCs/>
-          <w:sz w:val="24"/>
-          <w:szCs w:val="24"/>
-          <w:lang w:val="en-IN"/>
-        </w:rPr>
-      </w:pPr>
-    </w:p>
-    <w:p>
-      <w:pPr>
-        <w:spacing w:line="360" w:lineRule="auto"/>
-        <w:rPr>
-          <w:rFonts w:ascii="Times New Roman" w:eastAsia="Times New Roman" w:hAnsi="Times New Roman" w:cs="Times New Roman"/>
           <w:b/>
           <w:bCs/>
           <w:sz w:val="24"/>
@@ -5775,6 +5521,28 @@
     </w:p>
     <w:p>
       <w:pPr>
+        <w:spacing w:line="360" w:lineRule="auto"/>
+        <w:rPr>
+          <w:rFonts w:ascii="Times New Roman" w:eastAsia="Times New Roman" w:hAnsi="Times New Roman" w:cs="Times New Roman"/>
+          <w:sz w:val="24"/>
+          <w:szCs w:val="24"/>
+          <w:lang w:val="en-IN"/>
+        </w:rPr>
+      </w:pPr>
+    </w:p>
+    <w:p>
+      <w:pPr>
+        <w:spacing w:line="360" w:lineRule="auto"/>
+        <w:rPr>
+          <w:rFonts w:ascii="Times New Roman" w:eastAsia="Times New Roman" w:hAnsi="Times New Roman" w:cs="Times New Roman"/>
+          <w:sz w:val="24"/>
+          <w:szCs w:val="24"/>
+          <w:lang w:val="en-IN"/>
+        </w:rPr>
+      </w:pPr>
+    </w:p>
+    <w:p>
+      <w:pPr>
         <w:numPr>
           <w:ilvl w:val="0"/>
           <w:numId w:val="61"/>
@@ -5974,17 +5742,6 @@
         <w:spacing w:line="360" w:lineRule="auto"/>
         <w:rPr>
           <w:rFonts w:ascii="Times New Roman" w:hAnsi="Times New Roman" w:cs="Times New Roman"/>
-          <w:sz w:val="24"/>
-          <w:szCs w:val="24"/>
-          <w:lang w:val="en-IN"/>
-        </w:rPr>
-      </w:pPr>
-    </w:p>
-    <w:p>
-      <w:pPr>
-        <w:spacing w:line="360" w:lineRule="auto"/>
-        <w:rPr>
-          <w:rFonts w:ascii="Times New Roman" w:hAnsi="Times New Roman" w:cs="Times New Roman"/>
           <w:b/>
           <w:bCs/>
           <w:sz w:val="24"/>
@@ -6217,17 +5974,6 @@
         <w:spacing w:line="360" w:lineRule="auto"/>
         <w:rPr>
           <w:rFonts w:ascii="Times New Roman" w:hAnsi="Times New Roman" w:cs="Times New Roman"/>
-          <w:sz w:val="24"/>
-          <w:szCs w:val="24"/>
-          <w:lang w:val="en-IN"/>
-        </w:rPr>
-      </w:pPr>
-    </w:p>
-    <w:p>
-      <w:pPr>
-        <w:spacing w:line="360" w:lineRule="auto"/>
-        <w:rPr>
-          <w:rFonts w:ascii="Times New Roman" w:hAnsi="Times New Roman" w:cs="Times New Roman"/>
           <w:b/>
           <w:bCs/>
           <w:sz w:val="24"/>
@@ -6368,28 +6114,6 @@
         <w:spacing w:line="360" w:lineRule="auto"/>
         <w:rPr>
           <w:rFonts w:ascii="Times New Roman" w:hAnsi="Times New Roman" w:cs="Times New Roman"/>
-          <w:sz w:val="24"/>
-          <w:szCs w:val="24"/>
-          <w:lang w:val="en-IN"/>
-        </w:rPr>
-      </w:pPr>
-    </w:p>
-    <w:p>
-      <w:pPr>
-        <w:spacing w:line="360" w:lineRule="auto"/>
-        <w:rPr>
-          <w:rFonts w:ascii="Times New Roman" w:hAnsi="Times New Roman" w:cs="Times New Roman"/>
-          <w:sz w:val="24"/>
-          <w:szCs w:val="24"/>
-          <w:lang w:val="en-IN"/>
-        </w:rPr>
-      </w:pPr>
-    </w:p>
-    <w:p>
-      <w:pPr>
-        <w:spacing w:line="360" w:lineRule="auto"/>
-        <w:rPr>
-          <w:rFonts w:ascii="Times New Roman" w:hAnsi="Times New Roman" w:cs="Times New Roman"/>
           <w:b/>
           <w:bCs/>
           <w:sz w:val="24"/>
@@ -6474,8 +6198,39 @@
           <w:szCs w:val="24"/>
           <w:lang w:val="en-IN"/>
         </w:rPr>
-        <w:t>Price comparison</w:t>
-      </w:r>
+        <w:t>Price comparis</w:t>
+      </w:r>
+      <w:r>
+        <w:rPr>
+          <w:rFonts w:ascii="Times New Roman" w:hAnsi="Times New Roman" w:cs="Times New Roman"/>
+          <w:sz w:val="24"/>
+          <w:szCs w:val="24"/>
+          <w:lang w:val="en-IN"/>
+        </w:rPr>
+        <w:t>on</w:t>
+      </w:r>
+    </w:p>
+    <w:p>
+      <w:pPr>
+        <w:spacing w:line="360" w:lineRule="auto"/>
+        <w:rPr>
+          <w:rFonts w:ascii="Times New Roman" w:hAnsi="Times New Roman" w:cs="Times New Roman"/>
+          <w:sz w:val="24"/>
+          <w:szCs w:val="24"/>
+          <w:lang w:val="en-IN"/>
+        </w:rPr>
+      </w:pPr>
+    </w:p>
+    <w:p>
+      <w:pPr>
+        <w:spacing w:line="360" w:lineRule="auto"/>
+        <w:rPr>
+          <w:rFonts w:ascii="Times New Roman" w:hAnsi="Times New Roman" w:cs="Times New Roman"/>
+          <w:sz w:val="24"/>
+          <w:szCs w:val="24"/>
+          <w:lang w:val="en-IN"/>
+        </w:rPr>
+      </w:pPr>
     </w:p>
     <w:p>
       <w:pPr>
@@ -6574,17 +6329,6 @@
         <w:spacing w:line="360" w:lineRule="auto"/>
         <w:rPr>
           <w:rFonts w:ascii="Times New Roman" w:hAnsi="Times New Roman" w:cs="Times New Roman"/>
-          <w:sz w:val="24"/>
-          <w:szCs w:val="24"/>
-          <w:lang w:val="en-IN"/>
-        </w:rPr>
-      </w:pPr>
-    </w:p>
-    <w:p>
-      <w:pPr>
-        <w:spacing w:line="360" w:lineRule="auto"/>
-        <w:rPr>
-          <w:rFonts w:ascii="Times New Roman" w:hAnsi="Times New Roman" w:cs="Times New Roman"/>
           <w:b/>
           <w:bCs/>
           <w:sz w:val="24"/>
@@ -6793,17 +6537,6 @@
         <w:spacing w:line="360" w:lineRule="auto"/>
         <w:rPr>
           <w:rFonts w:ascii="Times New Roman" w:hAnsi="Times New Roman" w:cs="Times New Roman"/>
-          <w:sz w:val="24"/>
-          <w:szCs w:val="24"/>
-          <w:lang w:val="en-IN"/>
-        </w:rPr>
-      </w:pPr>
-    </w:p>
-    <w:p>
-      <w:pPr>
-        <w:spacing w:line="360" w:lineRule="auto"/>
-        <w:rPr>
-          <w:rFonts w:ascii="Times New Roman" w:hAnsi="Times New Roman" w:cs="Times New Roman"/>
           <w:b/>
           <w:bCs/>
           <w:sz w:val="24"/>
@@ -6951,7 +6684,16 @@
           <w:szCs w:val="24"/>
           <w:lang w:val="en-IN"/>
         </w:rPr>
-        <w:t>Altair</w:t>
+        <w:t>Altai</w:t>
+      </w:r>
+      <w:r>
+        <w:rPr>
+          <w:rFonts w:ascii="Times New Roman" w:hAnsi="Times New Roman" w:cs="Times New Roman"/>
+          <w:sz w:val="24"/>
+          <w:szCs w:val="24"/>
+          <w:lang w:val="en-IN"/>
+        </w:rPr>
+        <w:t>r</w:t>
       </w:r>
     </w:p>
     <w:p>
@@ -7051,50 +6793,6 @@
         <w:spacing w:line="360" w:lineRule="auto"/>
         <w:rPr>
           <w:rFonts w:ascii="Times New Roman" w:hAnsi="Times New Roman" w:cs="Times New Roman"/>
-          <w:sz w:val="24"/>
-          <w:szCs w:val="24"/>
-          <w:lang w:val="en-IN"/>
-        </w:rPr>
-      </w:pPr>
-    </w:p>
-    <w:p>
-      <w:pPr>
-        <w:spacing w:line="360" w:lineRule="auto"/>
-        <w:rPr>
-          <w:rFonts w:ascii="Times New Roman" w:hAnsi="Times New Roman" w:cs="Times New Roman"/>
-          <w:sz w:val="24"/>
-          <w:szCs w:val="24"/>
-          <w:lang w:val="en-IN"/>
-        </w:rPr>
-      </w:pPr>
-    </w:p>
-    <w:p>
-      <w:pPr>
-        <w:spacing w:line="360" w:lineRule="auto"/>
-        <w:rPr>
-          <w:rFonts w:ascii="Times New Roman" w:hAnsi="Times New Roman" w:cs="Times New Roman"/>
-          <w:sz w:val="24"/>
-          <w:szCs w:val="24"/>
-          <w:lang w:val="en-IN"/>
-        </w:rPr>
-      </w:pPr>
-    </w:p>
-    <w:p>
-      <w:pPr>
-        <w:spacing w:line="360" w:lineRule="auto"/>
-        <w:rPr>
-          <w:rFonts w:ascii="Times New Roman" w:hAnsi="Times New Roman" w:cs="Times New Roman"/>
-          <w:sz w:val="24"/>
-          <w:szCs w:val="24"/>
-          <w:lang w:val="en-IN"/>
-        </w:rPr>
-      </w:pPr>
-    </w:p>
-    <w:p>
-      <w:pPr>
-        <w:spacing w:line="360" w:lineRule="auto"/>
-        <w:rPr>
-          <w:rFonts w:ascii="Times New Roman" w:hAnsi="Times New Roman" w:cs="Times New Roman"/>
           <w:b/>
           <w:bCs/>
           <w:sz w:val="24"/>
@@ -7325,6 +7023,17 @@
         <w:spacing w:line="360" w:lineRule="auto"/>
         <w:rPr>
           <w:rFonts w:ascii="Times New Roman" w:hAnsi="Times New Roman" w:cs="Times New Roman"/>
+          <w:sz w:val="24"/>
+          <w:szCs w:val="24"/>
+          <w:lang w:val="en-IN"/>
+        </w:rPr>
+      </w:pPr>
+    </w:p>
+    <w:p>
+      <w:pPr>
+        <w:spacing w:line="360" w:lineRule="auto"/>
+        <w:rPr>
+          <w:rFonts w:ascii="Times New Roman" w:hAnsi="Times New Roman" w:cs="Times New Roman"/>
           <w:b/>
           <w:bCs/>
           <w:sz w:val="24"/>
@@ -7555,17 +7264,6 @@
         <w:spacing w:line="360" w:lineRule="auto"/>
         <w:rPr>
           <w:rFonts w:ascii="Times New Roman" w:hAnsi="Times New Roman" w:cs="Times New Roman"/>
-          <w:sz w:val="24"/>
-          <w:szCs w:val="24"/>
-          <w:lang w:val="en-IN"/>
-        </w:rPr>
-      </w:pPr>
-    </w:p>
-    <w:p>
-      <w:pPr>
-        <w:spacing w:line="360" w:lineRule="auto"/>
-        <w:rPr>
-          <w:rFonts w:ascii="Times New Roman" w:hAnsi="Times New Roman" w:cs="Times New Roman"/>
           <w:b/>
           <w:bCs/>
           <w:sz w:val="24"/>
@@ -7775,17 +7473,6 @@
           <w:lang w:val="en-IN"/>
         </w:rPr>
       </w:pPr>
-    </w:p>
-    <w:p>
-      <w:pPr>
-        <w:spacing w:line="360" w:lineRule="auto"/>
-        <w:rPr>
-          <w:rFonts w:ascii="Times New Roman" w:hAnsi="Times New Roman" w:cs="Times New Roman"/>
-          <w:sz w:val="24"/>
-          <w:szCs w:val="24"/>
-          <w:lang w:val="en-IN"/>
-        </w:rPr>
-      </w:pPr>
       <w:r>
         <w:rPr>
           <w:rFonts w:ascii="Times New Roman" w:hAnsi="Times New Roman" w:cs="Times New Roman"/>
@@ -7794,12 +7481,11 @@
           <w:szCs w:val="24"/>
           <w:lang w:val="en-IN"/>
         </w:rPr>
-        <w:lastRenderedPageBreak/>
         <w:drawing>
-          <wp:inline distT="0" distB="0" distL="0" distR="0" wp14:anchorId="2F98C776" wp14:editId="3FC85C5F">
+          <wp:inline distT="0" distB="0" distL="0" distR="0" wp14:anchorId="6283F726" wp14:editId="473294F1">
             <wp:extent cx="5853430" cy="3902075"/>
             <wp:effectExtent l="0" t="0" r="0" b="3175"/>
-            <wp:docPr id="821842693" name="Picture 2"/>
+            <wp:docPr id="1434536400" name="Picture 2"/>
             <wp:cNvGraphicFramePr>
               <a:graphicFrameLocks xmlns:a="http://schemas.openxmlformats.org/drawingml/2006/main" noChangeAspect="1"/>
             </wp:cNvGraphicFramePr>
@@ -7813,7 +7499,7 @@
                     </pic:cNvPicPr>
                   </pic:nvPicPr>
                   <pic:blipFill>
-                    <a:blip r:embed="rId12" cstate="print">
+                    <a:blip r:embed="rId11" cstate="print">
                       <a:extLst>
                         <a:ext uri="{28A0092B-C50C-407E-A947-70E740481C1C}">
                           <a14:useLocalDpi xmlns:a14="http://schemas.microsoft.com/office/drawing/2010/main" val="0"/>
@@ -7854,13 +7540,6 @@
     </w:p>
     <w:p>
       <w:pPr>
-        <w:rPr>
-          <w:rFonts w:ascii="Times New Roman" w:hAnsi="Times New Roman" w:cs="Times New Roman"/>
-        </w:rPr>
-      </w:pPr>
-    </w:p>
-    <w:p>
-      <w:pPr>
         <w:spacing w:line="360" w:lineRule="auto"/>
         <w:rPr>
           <w:rFonts w:ascii="Times New Roman" w:hAnsi="Times New Roman" w:cs="Times New Roman"/>
@@ -8157,52 +7836,6 @@
         <w:spacing w:line="360" w:lineRule="auto"/>
         <w:rPr>
           <w:rFonts w:ascii="Times New Roman" w:hAnsi="Times New Roman" w:cs="Times New Roman"/>
-          <w:sz w:val="24"/>
-          <w:szCs w:val="24"/>
-          <w:lang w:val="en-IN"/>
-        </w:rPr>
-      </w:pPr>
-    </w:p>
-    <w:p>
-      <w:pPr>
-        <w:spacing w:line="360" w:lineRule="auto"/>
-        <w:rPr>
-          <w:rFonts w:ascii="Times New Roman" w:hAnsi="Times New Roman" w:cs="Times New Roman"/>
-          <w:sz w:val="24"/>
-          <w:szCs w:val="24"/>
-          <w:lang w:val="en-IN"/>
-        </w:rPr>
-      </w:pPr>
-    </w:p>
-    <w:p>
-      <w:pPr>
-        <w:spacing w:line="360" w:lineRule="auto"/>
-        <w:rPr>
-          <w:rFonts w:ascii="Times New Roman" w:hAnsi="Times New Roman" w:cs="Times New Roman"/>
-          <w:sz w:val="24"/>
-          <w:szCs w:val="24"/>
-          <w:lang w:val="en-IN"/>
-        </w:rPr>
-      </w:pPr>
-    </w:p>
-    <w:p>
-      <w:pPr>
-        <w:spacing w:line="360" w:lineRule="auto"/>
-        <w:rPr>
-          <w:rFonts w:ascii="Times New Roman" w:hAnsi="Times New Roman" w:cs="Times New Roman"/>
-          <w:b/>
-          <w:bCs/>
-          <w:sz w:val="24"/>
-          <w:szCs w:val="24"/>
-          <w:lang w:val="en-IN"/>
-        </w:rPr>
-      </w:pPr>
-    </w:p>
-    <w:p>
-      <w:pPr>
-        <w:spacing w:line="360" w:lineRule="auto"/>
-        <w:rPr>
-          <w:rFonts w:ascii="Times New Roman" w:hAnsi="Times New Roman" w:cs="Times New Roman"/>
           <w:b/>
           <w:bCs/>
           <w:sz w:val="24"/>
@@ -8589,6 +8222,28 @@
         <w:spacing w:line="360" w:lineRule="auto"/>
         <w:rPr>
           <w:rFonts w:ascii="Times New Roman" w:hAnsi="Times New Roman" w:cs="Times New Roman"/>
+          <w:sz w:val="24"/>
+          <w:szCs w:val="24"/>
+          <w:lang w:val="en-IN"/>
+        </w:rPr>
+      </w:pPr>
+    </w:p>
+    <w:p>
+      <w:pPr>
+        <w:spacing w:line="360" w:lineRule="auto"/>
+        <w:rPr>
+          <w:rFonts w:ascii="Times New Roman" w:hAnsi="Times New Roman" w:cs="Times New Roman"/>
+          <w:sz w:val="24"/>
+          <w:szCs w:val="24"/>
+          <w:lang w:val="en-IN"/>
+        </w:rPr>
+      </w:pPr>
+    </w:p>
+    <w:p>
+      <w:pPr>
+        <w:spacing w:line="360" w:lineRule="auto"/>
+        <w:rPr>
+          <w:rFonts w:ascii="Times New Roman" w:hAnsi="Times New Roman" w:cs="Times New Roman"/>
           <w:b/>
           <w:bCs/>
           <w:sz w:val="24"/>
@@ -8865,61 +8520,6 @@
         </w:rPr>
         <w:t>Output: Analytical results</w:t>
       </w:r>
-    </w:p>
-    <w:p>
-      <w:pPr>
-        <w:spacing w:line="360" w:lineRule="auto"/>
-        <w:rPr>
-          <w:rFonts w:ascii="Times New Roman" w:hAnsi="Times New Roman" w:cs="Times New Roman"/>
-          <w:sz w:val="24"/>
-          <w:szCs w:val="24"/>
-          <w:lang w:val="en-IN"/>
-        </w:rPr>
-      </w:pPr>
-    </w:p>
-    <w:p>
-      <w:pPr>
-        <w:spacing w:line="360" w:lineRule="auto"/>
-        <w:rPr>
-          <w:rFonts w:ascii="Times New Roman" w:hAnsi="Times New Roman" w:cs="Times New Roman"/>
-          <w:sz w:val="24"/>
-          <w:szCs w:val="24"/>
-          <w:lang w:val="en-IN"/>
-        </w:rPr>
-      </w:pPr>
-    </w:p>
-    <w:p>
-      <w:pPr>
-        <w:spacing w:line="360" w:lineRule="auto"/>
-        <w:rPr>
-          <w:rFonts w:ascii="Times New Roman" w:hAnsi="Times New Roman" w:cs="Times New Roman"/>
-          <w:sz w:val="24"/>
-          <w:szCs w:val="24"/>
-          <w:lang w:val="en-IN"/>
-        </w:rPr>
-      </w:pPr>
-    </w:p>
-    <w:p>
-      <w:pPr>
-        <w:spacing w:line="360" w:lineRule="auto"/>
-        <w:rPr>
-          <w:rFonts w:ascii="Times New Roman" w:hAnsi="Times New Roman" w:cs="Times New Roman"/>
-          <w:sz w:val="24"/>
-          <w:szCs w:val="24"/>
-          <w:lang w:val="en-IN"/>
-        </w:rPr>
-      </w:pPr>
-    </w:p>
-    <w:p>
-      <w:pPr>
-        <w:spacing w:line="360" w:lineRule="auto"/>
-        <w:rPr>
-          <w:rFonts w:ascii="Times New Roman" w:hAnsi="Times New Roman" w:cs="Times New Roman"/>
-          <w:sz w:val="24"/>
-          <w:szCs w:val="24"/>
-          <w:lang w:val="en-IN"/>
-        </w:rPr>
-      </w:pPr>
     </w:p>
     <w:p>
       <w:pPr>
@@ -9365,7 +8965,49 @@
           <w:szCs w:val="24"/>
           <w:lang w:val="en-IN"/>
         </w:rPr>
-        <w:t>The data design for the CI/CD pipeline focuses on managing source code, build artifacts, configuration files, and pipeline execution data. The system ensures efficient storage, retrieval, and handling of data across different stages of the pipeline. Data is primarily handled in the form of source code repositories, Docker images, logs, and environment configurations.</w:t>
+        <w:t xml:space="preserve">The data design for the CI/CD pipeline focuses on managing source code, build artifacts, configuration files, and pipeline execution data. The system ensures efficient storage, retrieval, and handling of data across different stages of the pipeline. Data is primarily handled in the </w:t>
+      </w:r>
+    </w:p>
+    <w:p>
+      <w:pPr>
+        <w:spacing w:line="360" w:lineRule="auto"/>
+        <w:rPr>
+          <w:rFonts w:ascii="Times New Roman" w:hAnsi="Times New Roman" w:cs="Times New Roman"/>
+          <w:sz w:val="24"/>
+          <w:szCs w:val="24"/>
+          <w:lang w:val="en-IN"/>
+        </w:rPr>
+      </w:pPr>
+    </w:p>
+    <w:p>
+      <w:pPr>
+        <w:spacing w:line="360" w:lineRule="auto"/>
+        <w:rPr>
+          <w:rFonts w:ascii="Times New Roman" w:hAnsi="Times New Roman" w:cs="Times New Roman"/>
+          <w:sz w:val="24"/>
+          <w:szCs w:val="24"/>
+          <w:lang w:val="en-IN"/>
+        </w:rPr>
+      </w:pPr>
+    </w:p>
+    <w:p>
+      <w:pPr>
+        <w:spacing w:line="360" w:lineRule="auto"/>
+        <w:rPr>
+          <w:rFonts w:ascii="Times New Roman" w:hAnsi="Times New Roman" w:cs="Times New Roman"/>
+          <w:sz w:val="24"/>
+          <w:szCs w:val="24"/>
+          <w:lang w:val="en-IN"/>
+        </w:rPr>
+      </w:pPr>
+      <w:r>
+        <w:rPr>
+          <w:rFonts w:ascii="Times New Roman" w:hAnsi="Times New Roman" w:cs="Times New Roman"/>
+          <w:sz w:val="24"/>
+          <w:szCs w:val="24"/>
+          <w:lang w:val="en-IN"/>
+        </w:rPr>
+        <w:t>form of source code repositories, Docker images, logs, and environment configurations.</w:t>
       </w:r>
     </w:p>
     <w:p>
@@ -9534,39 +9176,6 @@
     </w:p>
     <w:p>
       <w:pPr>
-        <w:spacing w:line="360" w:lineRule="auto"/>
-        <w:rPr>
-          <w:rFonts w:ascii="Times New Roman" w:hAnsi="Times New Roman" w:cs="Times New Roman"/>
-          <w:sz w:val="24"/>
-          <w:szCs w:val="24"/>
-          <w:lang w:val="en-IN"/>
-        </w:rPr>
-      </w:pPr>
-    </w:p>
-    <w:p>
-      <w:pPr>
-        <w:spacing w:line="360" w:lineRule="auto"/>
-        <w:rPr>
-          <w:rFonts w:ascii="Times New Roman" w:hAnsi="Times New Roman" w:cs="Times New Roman"/>
-          <w:sz w:val="24"/>
-          <w:szCs w:val="24"/>
-          <w:lang w:val="en-IN"/>
-        </w:rPr>
-      </w:pPr>
-    </w:p>
-    <w:p>
-      <w:pPr>
-        <w:spacing w:line="360" w:lineRule="auto"/>
-        <w:rPr>
-          <w:rFonts w:ascii="Times New Roman" w:hAnsi="Times New Roman" w:cs="Times New Roman"/>
-          <w:sz w:val="24"/>
-          <w:szCs w:val="24"/>
-          <w:lang w:val="en-IN"/>
-        </w:rPr>
-      </w:pPr>
-    </w:p>
-    <w:p>
-      <w:pPr>
         <w:numPr>
           <w:ilvl w:val="0"/>
           <w:numId w:val="86"/>
@@ -10146,6 +9755,28 @@
         <w:spacing w:line="360" w:lineRule="auto"/>
         <w:rPr>
           <w:rFonts w:ascii="Times New Roman" w:hAnsi="Times New Roman" w:cs="Times New Roman"/>
+          <w:sz w:val="24"/>
+          <w:szCs w:val="24"/>
+          <w:lang w:val="en-IN"/>
+        </w:rPr>
+      </w:pPr>
+    </w:p>
+    <w:p>
+      <w:pPr>
+        <w:spacing w:line="360" w:lineRule="auto"/>
+        <w:rPr>
+          <w:rFonts w:ascii="Times New Roman" w:hAnsi="Times New Roman" w:cs="Times New Roman"/>
+          <w:sz w:val="24"/>
+          <w:szCs w:val="24"/>
+          <w:lang w:val="en-IN"/>
+        </w:rPr>
+      </w:pPr>
+    </w:p>
+    <w:p>
+      <w:pPr>
+        <w:spacing w:line="360" w:lineRule="auto"/>
+        <w:rPr>
+          <w:rFonts w:ascii="Times New Roman" w:hAnsi="Times New Roman" w:cs="Times New Roman"/>
           <w:b/>
           <w:bCs/>
           <w:sz w:val="24"/>
@@ -10330,39 +9961,6 @@
         <w:spacing w:line="360" w:lineRule="auto"/>
         <w:rPr>
           <w:rFonts w:ascii="Times New Roman" w:hAnsi="Times New Roman" w:cs="Times New Roman"/>
-          <w:sz w:val="24"/>
-          <w:szCs w:val="24"/>
-          <w:lang w:val="en-IN"/>
-        </w:rPr>
-      </w:pPr>
-    </w:p>
-    <w:p>
-      <w:pPr>
-        <w:spacing w:line="360" w:lineRule="auto"/>
-        <w:rPr>
-          <w:rFonts w:ascii="Times New Roman" w:hAnsi="Times New Roman" w:cs="Times New Roman"/>
-          <w:sz w:val="24"/>
-          <w:szCs w:val="24"/>
-          <w:lang w:val="en-IN"/>
-        </w:rPr>
-      </w:pPr>
-    </w:p>
-    <w:p>
-      <w:pPr>
-        <w:spacing w:line="360" w:lineRule="auto"/>
-        <w:rPr>
-          <w:rFonts w:ascii="Times New Roman" w:hAnsi="Times New Roman" w:cs="Times New Roman"/>
-          <w:sz w:val="24"/>
-          <w:szCs w:val="24"/>
-          <w:lang w:val="en-IN"/>
-        </w:rPr>
-      </w:pPr>
-    </w:p>
-    <w:p>
-      <w:pPr>
-        <w:spacing w:line="360" w:lineRule="auto"/>
-        <w:rPr>
-          <w:rFonts w:ascii="Times New Roman" w:hAnsi="Times New Roman" w:cs="Times New Roman"/>
           <w:b/>
           <w:bCs/>
           <w:sz w:val="24"/>
@@ -10909,6 +10507,33 @@
         <w:spacing w:line="360" w:lineRule="auto"/>
         <w:rPr>
           <w:rFonts w:ascii="Times New Roman" w:hAnsi="Times New Roman" w:cs="Times New Roman"/>
+          <w:lang w:val="en-IN"/>
+        </w:rPr>
+      </w:pPr>
+    </w:p>
+    <w:p>
+      <w:pPr>
+        <w:spacing w:line="360" w:lineRule="auto"/>
+        <w:rPr>
+          <w:rFonts w:ascii="Times New Roman" w:hAnsi="Times New Roman" w:cs="Times New Roman"/>
+          <w:lang w:val="en-IN"/>
+        </w:rPr>
+      </w:pPr>
+    </w:p>
+    <w:p>
+      <w:pPr>
+        <w:spacing w:line="360" w:lineRule="auto"/>
+        <w:rPr>
+          <w:rFonts w:ascii="Times New Roman" w:hAnsi="Times New Roman" w:cs="Times New Roman"/>
+          <w:lang w:val="en-IN"/>
+        </w:rPr>
+      </w:pPr>
+    </w:p>
+    <w:p>
+      <w:pPr>
+        <w:spacing w:line="360" w:lineRule="auto"/>
+        <w:rPr>
+          <w:rFonts w:ascii="Times New Roman" w:hAnsi="Times New Roman" w:cs="Times New Roman"/>
           <w:b/>
           <w:bCs/>
           <w:sz w:val="28"/>
@@ -11105,42 +10730,6 @@
         <w:spacing w:line="360" w:lineRule="auto"/>
         <w:rPr>
           <w:rFonts w:ascii="Times New Roman" w:hAnsi="Times New Roman" w:cs="Times New Roman"/>
-          <w:lang w:val="en-IN"/>
-        </w:rPr>
-      </w:pPr>
-    </w:p>
-    <w:p>
-      <w:pPr>
-        <w:spacing w:line="360" w:lineRule="auto"/>
-        <w:rPr>
-          <w:rFonts w:ascii="Times New Roman" w:hAnsi="Times New Roman" w:cs="Times New Roman"/>
-          <w:lang w:val="en-IN"/>
-        </w:rPr>
-      </w:pPr>
-    </w:p>
-    <w:p>
-      <w:pPr>
-        <w:spacing w:line="360" w:lineRule="auto"/>
-        <w:rPr>
-          <w:rFonts w:ascii="Times New Roman" w:hAnsi="Times New Roman" w:cs="Times New Roman"/>
-          <w:lang w:val="en-IN"/>
-        </w:rPr>
-      </w:pPr>
-    </w:p>
-    <w:p>
-      <w:pPr>
-        <w:spacing w:line="360" w:lineRule="auto"/>
-        <w:rPr>
-          <w:rFonts w:ascii="Times New Roman" w:hAnsi="Times New Roman" w:cs="Times New Roman"/>
-          <w:lang w:val="en-IN"/>
-        </w:rPr>
-      </w:pPr>
-    </w:p>
-    <w:p>
-      <w:pPr>
-        <w:spacing w:line="360" w:lineRule="auto"/>
-        <w:rPr>
-          <w:rFonts w:ascii="Times New Roman" w:hAnsi="Times New Roman" w:cs="Times New Roman"/>
           <w:b/>
           <w:bCs/>
           <w:sz w:val="28"/>
@@ -11726,6 +11315,28 @@
     </w:p>
     <w:p>
       <w:pPr>
+        <w:spacing w:line="360" w:lineRule="auto"/>
+        <w:rPr>
+          <w:rFonts w:ascii="Times New Roman" w:hAnsi="Times New Roman" w:cs="Times New Roman"/>
+          <w:sz w:val="24"/>
+          <w:szCs w:val="24"/>
+          <w:lang w:val="en-IN"/>
+        </w:rPr>
+      </w:pPr>
+    </w:p>
+    <w:p>
+      <w:pPr>
+        <w:spacing w:line="360" w:lineRule="auto"/>
+        <w:rPr>
+          <w:rFonts w:ascii="Times New Roman" w:hAnsi="Times New Roman" w:cs="Times New Roman"/>
+          <w:sz w:val="24"/>
+          <w:szCs w:val="24"/>
+          <w:lang w:val="en-IN"/>
+        </w:rPr>
+      </w:pPr>
+    </w:p>
+    <w:p>
+      <w:pPr>
         <w:numPr>
           <w:ilvl w:val="0"/>
           <w:numId w:val="94"/>
@@ -11873,17 +11484,6 @@
         </w:rPr>
         <w:t>Easy debugging and updates</w:t>
       </w:r>
-    </w:p>
-    <w:p>
-      <w:pPr>
-        <w:spacing w:line="360" w:lineRule="auto"/>
-        <w:rPr>
-          <w:rFonts w:ascii="Times New Roman" w:hAnsi="Times New Roman" w:cs="Times New Roman"/>
-          <w:sz w:val="20"/>
-          <w:szCs w:val="20"/>
-          <w:lang w:val="en-IN"/>
-        </w:rPr>
-      </w:pPr>
     </w:p>
     <w:p>
       <w:pPr>
@@ -13371,114 +12971,14 @@
           </w:p>
         </w:tc>
       </w:tr>
-      <w:tr>
-        <w:tc>
-          <w:tcPr>
-            <w:tcW w:w="2800" w:type="dxa"/>
-            <w:tcBorders>
-              <w:top w:val="single" w:sz="1" w:space="0" w:color="BBBBBB"/>
-              <w:left w:val="single" w:sz="1" w:space="0" w:color="BBBBBB"/>
-              <w:bottom w:val="single" w:sz="1" w:space="0" w:color="BBBBBB"/>
-              <w:right w:val="single" w:sz="1" w:space="0" w:color="BBBBBB"/>
-            </w:tcBorders>
-            <w:shd w:val="clear" w:color="auto" w:fill="FFFFFF"/>
-            <w:tcMar>
-              <w:top w:w="80" w:type="dxa"/>
-              <w:left w:w="120" w:type="dxa"/>
-              <w:bottom w:w="80" w:type="dxa"/>
-              <w:right w:w="120" w:type="dxa"/>
-            </w:tcMar>
-            <w:vAlign w:val="center"/>
-          </w:tcPr>
-          <w:p>
-            <w:r>
-              <w:rPr>
-                <w:rFonts w:ascii="Arial" w:eastAsia="Arial" w:hAnsi="Arial" w:cs="Arial"/>
-                <w:color w:val="1A1A1A"/>
-                <w:sz w:val="20"/>
-                <w:szCs w:val="20"/>
-              </w:rPr>
-              <w:t>GitHub Actions API</w:t>
-            </w:r>
-          </w:p>
-        </w:tc>
-        <w:tc>
-          <w:tcPr>
-            <w:tcW w:w="2600" w:type="dxa"/>
-            <w:tcBorders>
-              <w:top w:val="single" w:sz="1" w:space="0" w:color="BBBBBB"/>
-              <w:left w:val="single" w:sz="1" w:space="0" w:color="BBBBBB"/>
-              <w:bottom w:val="single" w:sz="1" w:space="0" w:color="BBBBBB"/>
-              <w:right w:val="single" w:sz="1" w:space="0" w:color="BBBBBB"/>
-            </w:tcBorders>
-            <w:shd w:val="clear" w:color="auto" w:fill="FFFFFF"/>
-            <w:tcMar>
-              <w:top w:w="80" w:type="dxa"/>
-              <w:left w:w="120" w:type="dxa"/>
-              <w:bottom w:w="80" w:type="dxa"/>
-              <w:right w:w="120" w:type="dxa"/>
-            </w:tcMar>
-            <w:vAlign w:val="center"/>
-          </w:tcPr>
-          <w:p>
-            <w:r>
-              <w:rPr>
-                <w:rFonts w:ascii="Arial" w:eastAsia="Arial" w:hAnsi="Arial" w:cs="Arial"/>
-                <w:color w:val="1A1A1A"/>
-                <w:sz w:val="20"/>
-                <w:szCs w:val="20"/>
-              </w:rPr>
-              <w:t>GitHub Webhooks / REST</w:t>
-            </w:r>
-          </w:p>
-        </w:tc>
-        <w:tc>
-          <w:tcPr>
-            <w:tcW w:w="3626" w:type="dxa"/>
-            <w:tcBorders>
-              <w:top w:val="single" w:sz="1" w:space="0" w:color="BBBBBB"/>
-              <w:left w:val="single" w:sz="1" w:space="0" w:color="BBBBBB"/>
-              <w:bottom w:val="single" w:sz="1" w:space="0" w:color="BBBBBB"/>
-              <w:right w:val="single" w:sz="1" w:space="0" w:color="BBBBBB"/>
-            </w:tcBorders>
-            <w:shd w:val="clear" w:color="auto" w:fill="FFFFFF"/>
-            <w:tcMar>
-              <w:top w:w="80" w:type="dxa"/>
-              <w:left w:w="120" w:type="dxa"/>
-              <w:bottom w:w="80" w:type="dxa"/>
-              <w:right w:w="120" w:type="dxa"/>
-            </w:tcMar>
-            <w:vAlign w:val="center"/>
-          </w:tcPr>
-          <w:p>
-            <w:r>
-              <w:rPr>
-                <w:rFonts w:ascii="Arial" w:eastAsia="Arial" w:hAnsi="Arial" w:cs="Arial"/>
-                <w:color w:val="1A1A1A"/>
-                <w:sz w:val="20"/>
-                <w:szCs w:val="20"/>
-              </w:rPr>
-              <w:t>CI/CD pipeline orchestration triggers</w:t>
-            </w:r>
-          </w:p>
-        </w:tc>
-      </w:tr>
     </w:tbl>
-    <w:p>
-      <w:r>
-        <w:br w:type="page"/>
-      </w:r>
-    </w:p>
-    <w:p>
-      <w:pPr>
-        <w:pStyle w:val="Heading2"/>
-        <w:ind w:left="0" w:firstLine="0"/>
+    <w:p/>
+    <w:p>
+      <w:pPr>
         <w:rPr>
           <w:rStyle w:val="Strong"/>
-          <w:rFonts w:ascii="Times New Roman" w:hAnsi="Times New Roman" w:cs="Times New Roman"/>
-          <w:b/>
-          <w:bCs/>
-          <w:sz w:val="32"/>
+          <w:b w:val="0"/>
+          <w:bCs w:val="0"/>
         </w:rPr>
       </w:pPr>
     </w:p>
@@ -13564,7 +13064,7 @@
         </w:rPr>
         <w:t xml:space="preserve">Docker Inc., "Docker Documentation" – </w:t>
       </w:r>
-      <w:hyperlink r:id="rId13" w:history="1">
+      <w:hyperlink r:id="rId12" w:history="1">
         <w:r>
           <w:rPr>
             <w:rStyle w:val="Hyperlink"/>
@@ -13593,7 +13093,7 @@
         </w:rPr>
         <w:t xml:space="preserve">MongoDB, "MongoDB Atlas Documentation" – </w:t>
       </w:r>
-      <w:hyperlink r:id="rId14" w:history="1">
+      <w:hyperlink r:id="rId13" w:history="1">
         <w:r>
           <w:rPr>
             <w:rStyle w:val="Hyperlink"/>
@@ -13647,7 +13147,7 @@
         </w:rPr>
         <w:t xml:space="preserve"> Documentation" – </w:t>
       </w:r>
-      <w:hyperlink r:id="rId15" w:history="1">
+      <w:hyperlink r:id="rId14" w:history="1">
         <w:r>
           <w:rPr>
             <w:rStyle w:val="Hyperlink"/>
@@ -13701,7 +13201,7 @@
         </w:rPr>
         <w:t xml:space="preserve"> Framework Documentation" – </w:t>
       </w:r>
-      <w:hyperlink r:id="rId16" w:history="1">
+      <w:hyperlink r:id="rId15" w:history="1">
         <w:r>
           <w:rPr>
             <w:rStyle w:val="Hyperlink"/>
@@ -13844,7 +13344,7 @@
       </w:pPr>
     </w:p>
     <w:sectPr>
-      <w:headerReference w:type="default" r:id="rId17"/>
+      <w:headerReference w:type="default" r:id="rId16"/>
       <w:pgSz w:w="11910" w:h="16840"/>
       <w:pgMar w:top="1340" w:right="1133" w:bottom="280" w:left="1559" w:header="720" w:footer="340" w:gutter="0"/>
       <w:pgBorders w:offsetFrom="page">
